--- a/reports/us_market_recap_2026-10-31_BJT_us_2026-10-30_final.docx
+++ b/reports/us_market_recap_2026-10-31_BJT_us_2026-10-30_final.docx
@@ -30,7 +30,7 @@
         <w:rPr>
           <w:highlight w:val="yellow"/>
         </w:rPr>
-        <w:t xml:space="preserve">结论先行：指数表现为道指 -1.09%、标普500 -1.82%、纳指 -2.86%、Russell 2000 -1.66%；S&amp;P 500 广度为上涨 349、下跌 154，涨跌比 2.27。板块当日相对强弱由 </w:t>
+        <w:t xml:space="preserve">结论先行：指数表现为道指 -1.09%、标普500 -1.82%、纳指 -2.86%、Russell 2000 -1.66%；S&amp;P 500 广度为上涨 228、下跌 274，涨跌比 0.83。板块当日相对强弱由 </w:t>
       </w:r>
       <w:r>
         <w:rPr>
@@ -1013,7 +1013,7 @@
                 <w:color w:val="141414"/>
                 <w:sz w:val="16"/>
               </w:rPr>
-              <w:t>101.96 / 102.95 / 7.73万美元</w:t>
+              <w:t>101.88 / 104.12 / 7.73万美元</w:t>
             </w:r>
           </w:p>
         </w:tc>
@@ -1040,7 +1040,7 @@
                 <w:color w:val="141414"/>
                 <w:sz w:val="16"/>
               </w:rPr>
-              <w:t>DXY -0.07% / WTI +0.93% / BTC -0.67%</w:t>
+              <w:t>DXY -0.16% / WTI +2.08% / BTC -0.67%</w:t>
             </w:r>
           </w:p>
         </w:tc>
@@ -1216,7 +1216,7 @@
         <w:t>SOXX</w:t>
       </w:r>
       <w:r>
-        <w:t xml:space="preserve">（半导体）-8.24%；上涨占比 69.4%。需要把 </w:t>
+        <w:t xml:space="preserve">（半导体）-8.24%；上涨占比 45.3%。需要把 </w:t>
       </w:r>
       <w:r>
         <w:t>ETF</w:t>
@@ -1548,19 +1548,7 @@
         <w:t>RDDT</w:t>
       </w:r>
       <w:r>
-        <w:t>（S&amp;P 500成分股（行业标签待核））-40.93%、</w:t>
-      </w:r>
-      <w:r>
-        <w:t>FFIV</w:t>
-      </w:r>
-      <w:r>
-        <w:t>（网络设备/应用交付）-28.96%、</w:t>
-      </w:r>
-      <w:r>
-        <w:t>FTNT</w:t>
-      </w:r>
-      <w:r>
-        <w:t>（S&amp;P 500成分股（行业标签待核））-28.66%、</w:t>
+        <w:t>（S&amp;P 500成分股（行业标签待核））-29.32%、</w:t>
       </w:r>
       <w:r>
         <w:rPr>
@@ -1572,28 +1560,40 @@
         <w:t>（单股异动（行业标签待核））-28.58%、</w:t>
       </w:r>
       <w:r>
-        <w:t>ROP</w:t>
+        <w:t>ILMN</w:t>
       </w:r>
       <w:r>
-        <w:t>（S&amp;P 500成分股（行业标签待核））+26.65%、</w:t>
+        <w:t>（S&amp;P 500成分股（行业标签待核））-18.58%、</w:t>
       </w:r>
       <w:r>
-        <w:t>LMT</w:t>
+        <w:t>TWLO</w:t>
       </w:r>
       <w:r>
-        <w:t>（航空航天/国防）+26.37%、</w:t>
+        <w:t>（S&amp;P 500成分股（行业标签待核））-15.23%、</w:t>
       </w:r>
       <w:r>
-        <w:t>PNR</w:t>
+        <w:t>FDXF</w:t>
       </w:r>
       <w:r>
-        <w:t>（S&amp;P 500成分股（行业标签待核））+25.09%、</w:t>
+        <w:t>（S&amp;P 500成分股（行业标签待核））+14.71%、</w:t>
       </w:r>
       <w:r>
-        <w:t>HAS</w:t>
+        <w:t>REGN</w:t>
       </w:r>
       <w:r>
-        <w:t>（可选消费/玩具）+24.13%、</w:t>
+        <w:t>（S&amp;P 500成分股（行业标签待核））+13.49%、</w:t>
+      </w:r>
+      <w:r>
+        <w:t>GPN</w:t>
+      </w:r>
+      <w:r>
+        <w:t>（S&amp;P 500成分股（行业标签待核））+13.01%、</w:t>
+      </w:r>
+      <w:r>
+        <w:t>GDDY</w:t>
+      </w:r>
+      <w:r>
+        <w:t>（S&amp;P 500成分股（行业标签待核））+10.62%、</w:t>
       </w:r>
       <w:r>
         <w:rPr>
@@ -3197,7 +3197,7 @@
         <w:t>AI</w:t>
       </w:r>
       <w:r>
-        <w:t xml:space="preserve"> Applications 1D -2.55pp / 5D +7.63pp / 20D -7.69pp（CONFIRMED）；High Beta - Low Vol 1D -4.67pp / 5D +1.12pp / 20D -16.03pp（CONFIRMED）；Small Cap - Large Cap 1D +0.13pp / 5D +1.86pp / 20D +1.03pp（UNCLEAR）。上涨占比 69.4%，因此需把指数方向、横截面参与度和 1D/5D/20D 持续性分开判断；不能用单日价差直接替代资金流。</w:t>
+        <w:t xml:space="preserve"> Applications 1D -2.55pp / 5D +7.63pp / 20D -7.69pp（CONFIRMED）；High Beta - Low Vol 1D -4.67pp / 5D +1.12pp / 20D -16.03pp（CONFIRMED）；Small Cap - Large Cap 1D +0.13pp / 5D +1.86pp / 20D +1.03pp（UNCLEAR）。上涨占比 45.3%，因此需把指数方向、横截面参与度和 1D/5D/20D 持续性分开判断；不能用单日价差直接替代资金流。</w:t>
       </w:r>
     </w:p>
     <w:p>
@@ -3267,7 +3267,7 @@
         <w:spacing w:after="120" w:line="276" w:lineRule="auto"/>
       </w:pPr>
       <w:r>
-        <w:t>广度：上涨 349、下跌 154、不变 0，上涨占比 69.4%，涨跌比 2.27；252日新高 70、新低 14。这不是“全市场风险关闭”，而是指数权重和主题结构在切换。</w:t>
+        <w:t>广度：上涨 228、下跌 274、不变 1，上涨占比 45.3%，涨跌比 0.83；252日新高 41、新低 5。这不是“全市场风险关闭”，而是指数权重和主题结构在切换。</w:t>
       </w:r>
       <w:r>
         <w:rPr>
@@ -3827,229 +3827,7 @@
                 <w:color w:val="141414"/>
                 <w:sz w:val="16"/>
               </w:rPr>
-              <w:t>S&amp;P 500成分股（行业标签待核）；价格 -40.93%；相对SPY -39.16pp；成交不可得</w:t>
-            </w:r>
-          </w:p>
-        </w:tc>
-        <w:tc>
-          <w:tcPr>
-            <w:tcW w:type="dxa" w:w="1440"/>
-            <w:vAlign w:val="center"/>
-            <w:shd w:fill="FFFFFF"/>
-            <w:tcMar>
-              <w:top w:w="90" w:type="dxa"/>
-              <w:start w:w="90" w:type="dxa"/>
-              <w:bottom w:w="90" w:type="dxa"/>
-              <w:end w:w="90" w:type="dxa"/>
-            </w:tcMar>
-          </w:tcPr>
-          <w:p>
-            <w:pPr>
-              <w:spacing w:before="60" w:after="60" w:line="240" w:lineRule="auto"/>
-              <w:jc w:val="center"/>
-            </w:pPr>
-            <w:r>
-              <w:rPr>
-                <w:b w:val="0"/>
-                <w:color w:val="141414"/>
-                <w:sz w:val="16"/>
-              </w:rPr>
-              <w:t>top_decliner</w:t>
-            </w:r>
-          </w:p>
-        </w:tc>
-        <w:tc>
-          <w:tcPr>
-            <w:tcW w:type="dxa" w:w="2880"/>
-            <w:vAlign w:val="center"/>
-            <w:shd w:fill="FFFFFF"/>
-            <w:tcMar>
-              <w:top w:w="90" w:type="dxa"/>
-              <w:start w:w="90" w:type="dxa"/>
-              <w:bottom w:w="90" w:type="dxa"/>
-              <w:end w:w="90" w:type="dxa"/>
-            </w:tcMar>
-          </w:tcPr>
-          <w:p>
-            <w:pPr>
-              <w:spacing w:before="60" w:after="60" w:line="240" w:lineRule="auto"/>
-            </w:pPr>
-            <w:r>
-              <w:rPr>
-                <w:b w:val="0"/>
-                <w:color w:val="141414"/>
-                <w:sz w:val="16"/>
-              </w:rPr>
-              <w:t>待核验同日增量；先归为公司/行业/因子重定价候选，不把涨跌倒推成原因</w:t>
-            </w:r>
-          </w:p>
-        </w:tc>
-      </w:tr>
-      <w:tr>
-        <w:trPr>
-          <w:cantSplit/>
-        </w:trPr>
-        <w:tc>
-          <w:tcPr>
-            <w:tcW w:type="dxa" w:w="2088"/>
-            <w:vAlign w:val="center"/>
-            <w:shd w:fill="FFFFFF"/>
-            <w:tcMar>
-              <w:top w:w="90" w:type="dxa"/>
-              <w:start w:w="90" w:type="dxa"/>
-              <w:bottom w:w="90" w:type="dxa"/>
-              <w:end w:w="90" w:type="dxa"/>
-            </w:tcMar>
-          </w:tcPr>
-          <w:p>
-            <w:pPr>
-              <w:spacing w:before="60" w:after="60" w:line="240" w:lineRule="auto"/>
-              <w:jc w:val="center"/>
-            </w:pPr>
-            <w:r>
-              <w:rPr>
-                <w:b w:val="0"/>
-                <w:color w:val="141414"/>
-                <w:sz w:val="16"/>
-              </w:rPr>
-              <w:t>FFIV</w:t>
-            </w:r>
-          </w:p>
-        </w:tc>
-        <w:tc>
-          <w:tcPr>
-            <w:tcW w:type="dxa" w:w="2952"/>
-            <w:vAlign w:val="center"/>
-            <w:shd w:fill="FFFFFF"/>
-            <w:tcMar>
-              <w:top w:w="90" w:type="dxa"/>
-              <w:start w:w="90" w:type="dxa"/>
-              <w:bottom w:w="90" w:type="dxa"/>
-              <w:end w:w="90" w:type="dxa"/>
-            </w:tcMar>
-          </w:tcPr>
-          <w:p>
-            <w:pPr>
-              <w:spacing w:before="60" w:after="60" w:line="240" w:lineRule="auto"/>
-            </w:pPr>
-            <w:r>
-              <w:rPr>
-                <w:b w:val="0"/>
-                <w:color w:val="141414"/>
-                <w:sz w:val="16"/>
-              </w:rPr>
-              <w:t>网络设备/应用交付；价格 -28.96%；相对SPY -27.18pp；成交不可得</w:t>
-            </w:r>
-          </w:p>
-        </w:tc>
-        <w:tc>
-          <w:tcPr>
-            <w:tcW w:type="dxa" w:w="1440"/>
-            <w:vAlign w:val="center"/>
-            <w:shd w:fill="FFFFFF"/>
-            <w:tcMar>
-              <w:top w:w="90" w:type="dxa"/>
-              <w:start w:w="90" w:type="dxa"/>
-              <w:bottom w:w="90" w:type="dxa"/>
-              <w:end w:w="90" w:type="dxa"/>
-            </w:tcMar>
-          </w:tcPr>
-          <w:p>
-            <w:pPr>
-              <w:spacing w:before="60" w:after="60" w:line="240" w:lineRule="auto"/>
-              <w:jc w:val="center"/>
-            </w:pPr>
-            <w:r>
-              <w:rPr>
-                <w:b w:val="0"/>
-                <w:color w:val="141414"/>
-                <w:sz w:val="16"/>
-              </w:rPr>
-              <w:t>top_decliner</w:t>
-            </w:r>
-          </w:p>
-        </w:tc>
-        <w:tc>
-          <w:tcPr>
-            <w:tcW w:type="dxa" w:w="2880"/>
-            <w:vAlign w:val="center"/>
-            <w:shd w:fill="FFFFFF"/>
-            <w:tcMar>
-              <w:top w:w="90" w:type="dxa"/>
-              <w:start w:w="90" w:type="dxa"/>
-              <w:bottom w:w="90" w:type="dxa"/>
-              <w:end w:w="90" w:type="dxa"/>
-            </w:tcMar>
-          </w:tcPr>
-          <w:p>
-            <w:pPr>
-              <w:spacing w:before="60" w:after="60" w:line="240" w:lineRule="auto"/>
-            </w:pPr>
-            <w:r>
-              <w:rPr>
-                <w:b w:val="0"/>
-                <w:color w:val="141414"/>
-                <w:sz w:val="16"/>
-              </w:rPr>
-              <w:t>待核验同日增量；先归为公司/行业/因子重定价候选，不把涨跌倒推成原因</w:t>
-            </w:r>
-          </w:p>
-        </w:tc>
-      </w:tr>
-      <w:tr>
-        <w:trPr>
-          <w:cantSplit/>
-        </w:trPr>
-        <w:tc>
-          <w:tcPr>
-            <w:tcW w:type="dxa" w:w="2088"/>
-            <w:vAlign w:val="center"/>
-            <w:shd w:fill="FFFFFF"/>
-            <w:tcMar>
-              <w:top w:w="90" w:type="dxa"/>
-              <w:start w:w="90" w:type="dxa"/>
-              <w:bottom w:w="90" w:type="dxa"/>
-              <w:end w:w="90" w:type="dxa"/>
-            </w:tcMar>
-          </w:tcPr>
-          <w:p>
-            <w:pPr>
-              <w:spacing w:before="60" w:after="60" w:line="240" w:lineRule="auto"/>
-              <w:jc w:val="center"/>
-            </w:pPr>
-            <w:r>
-              <w:rPr>
-                <w:b w:val="0"/>
-                <w:color w:val="141414"/>
-                <w:sz w:val="16"/>
-              </w:rPr>
-              <w:t>FTNT</w:t>
-            </w:r>
-          </w:p>
-        </w:tc>
-        <w:tc>
-          <w:tcPr>
-            <w:tcW w:type="dxa" w:w="2952"/>
-            <w:vAlign w:val="center"/>
-            <w:shd w:fill="FFFFFF"/>
-            <w:tcMar>
-              <w:top w:w="90" w:type="dxa"/>
-              <w:start w:w="90" w:type="dxa"/>
-              <w:bottom w:w="90" w:type="dxa"/>
-              <w:end w:w="90" w:type="dxa"/>
-            </w:tcMar>
-          </w:tcPr>
-          <w:p>
-            <w:pPr>
-              <w:spacing w:before="60" w:after="60" w:line="240" w:lineRule="auto"/>
-            </w:pPr>
-            <w:r>
-              <w:rPr>
-                <w:b w:val="0"/>
-                <w:color w:val="141414"/>
-                <w:sz w:val="16"/>
-              </w:rPr>
-              <w:t>S&amp;P 500成分股（行业标签待核）；价格 -28.66%；相对SPY -26.89pp；成交不可得</w:t>
+              <w:t>S&amp;P 500成分股（行业标签待核）；价格 -29.32%；相对SPY -27.55pp；成交不可得</w:t>
             </w:r>
           </w:p>
         </w:tc>
@@ -4160,7 +3938,7 @@
                 <w:color w:val="141414"/>
                 <w:sz w:val="16"/>
               </w:rPr>
-              <w:t>单股异动（行业标签待核）；价格 -28.58%；相对SPY -26.80pp；成交 11.64x均量</w:t>
+              <w:t>单股异动（行业标签待核）；价格 -28.58%；相对SPY -26.80pp；成交 4.33x均量</w:t>
             </w:r>
           </w:p>
         </w:tc>
@@ -4245,7 +4023,7 @@
                 <w:color w:val="141414"/>
                 <w:sz w:val="16"/>
               </w:rPr>
-              <w:t>ROP</w:t>
+              <w:t>ILMN</w:t>
             </w:r>
           </w:p>
         </w:tc>
@@ -4271,7 +4049,229 @@
                 <w:color w:val="141414"/>
                 <w:sz w:val="16"/>
               </w:rPr>
-              <w:t>S&amp;P 500成分股（行业标签待核）；价格 +26.65%；相对SPY +28.43pp；成交不可得</w:t>
+              <w:t>S&amp;P 500成分股（行业标签待核）；价格 -18.58%；相对SPY -16.81pp；成交不可得</w:t>
+            </w:r>
+          </w:p>
+        </w:tc>
+        <w:tc>
+          <w:tcPr>
+            <w:tcW w:type="dxa" w:w="1440"/>
+            <w:vAlign w:val="center"/>
+            <w:shd w:fill="FFFFFF"/>
+            <w:tcMar>
+              <w:top w:w="90" w:type="dxa"/>
+              <w:start w:w="90" w:type="dxa"/>
+              <w:bottom w:w="90" w:type="dxa"/>
+              <w:end w:w="90" w:type="dxa"/>
+            </w:tcMar>
+          </w:tcPr>
+          <w:p>
+            <w:pPr>
+              <w:spacing w:before="60" w:after="60" w:line="240" w:lineRule="auto"/>
+              <w:jc w:val="center"/>
+            </w:pPr>
+            <w:r>
+              <w:rPr>
+                <w:b w:val="0"/>
+                <w:color w:val="141414"/>
+                <w:sz w:val="16"/>
+              </w:rPr>
+              <w:t>top_decliner</w:t>
+            </w:r>
+          </w:p>
+        </w:tc>
+        <w:tc>
+          <w:tcPr>
+            <w:tcW w:type="dxa" w:w="2880"/>
+            <w:vAlign w:val="center"/>
+            <w:shd w:fill="FFFFFF"/>
+            <w:tcMar>
+              <w:top w:w="90" w:type="dxa"/>
+              <w:start w:w="90" w:type="dxa"/>
+              <w:bottom w:w="90" w:type="dxa"/>
+              <w:end w:w="90" w:type="dxa"/>
+            </w:tcMar>
+          </w:tcPr>
+          <w:p>
+            <w:pPr>
+              <w:spacing w:before="60" w:after="60" w:line="240" w:lineRule="auto"/>
+            </w:pPr>
+            <w:r>
+              <w:rPr>
+                <w:b w:val="0"/>
+                <w:color w:val="141414"/>
+                <w:sz w:val="16"/>
+              </w:rPr>
+              <w:t>待核验同日增量；先归为公司/行业/因子重定价候选，不把涨跌倒推成原因</w:t>
+            </w:r>
+          </w:p>
+        </w:tc>
+      </w:tr>
+      <w:tr>
+        <w:trPr>
+          <w:cantSplit/>
+        </w:trPr>
+        <w:tc>
+          <w:tcPr>
+            <w:tcW w:type="dxa" w:w="2088"/>
+            <w:vAlign w:val="center"/>
+            <w:shd w:fill="FFFFFF"/>
+            <w:tcMar>
+              <w:top w:w="90" w:type="dxa"/>
+              <w:start w:w="90" w:type="dxa"/>
+              <w:bottom w:w="90" w:type="dxa"/>
+              <w:end w:w="90" w:type="dxa"/>
+            </w:tcMar>
+          </w:tcPr>
+          <w:p>
+            <w:pPr>
+              <w:spacing w:before="60" w:after="60" w:line="240" w:lineRule="auto"/>
+              <w:jc w:val="center"/>
+            </w:pPr>
+            <w:r>
+              <w:rPr>
+                <w:b w:val="0"/>
+                <w:color w:val="141414"/>
+                <w:sz w:val="16"/>
+              </w:rPr>
+              <w:t>TWLO</w:t>
+            </w:r>
+          </w:p>
+        </w:tc>
+        <w:tc>
+          <w:tcPr>
+            <w:tcW w:type="dxa" w:w="2952"/>
+            <w:vAlign w:val="center"/>
+            <w:shd w:fill="FFFFFF"/>
+            <w:tcMar>
+              <w:top w:w="90" w:type="dxa"/>
+              <w:start w:w="90" w:type="dxa"/>
+              <w:bottom w:w="90" w:type="dxa"/>
+              <w:end w:w="90" w:type="dxa"/>
+            </w:tcMar>
+          </w:tcPr>
+          <w:p>
+            <w:pPr>
+              <w:spacing w:before="60" w:after="60" w:line="240" w:lineRule="auto"/>
+            </w:pPr>
+            <w:r>
+              <w:rPr>
+                <w:b w:val="0"/>
+                <w:color w:val="141414"/>
+                <w:sz w:val="16"/>
+              </w:rPr>
+              <w:t>S&amp;P 500成分股（行业标签待核）；价格 -15.23%；相对SPY -13.46pp；成交不可得</w:t>
+            </w:r>
+          </w:p>
+        </w:tc>
+        <w:tc>
+          <w:tcPr>
+            <w:tcW w:type="dxa" w:w="1440"/>
+            <w:vAlign w:val="center"/>
+            <w:shd w:fill="FFFFFF"/>
+            <w:tcMar>
+              <w:top w:w="90" w:type="dxa"/>
+              <w:start w:w="90" w:type="dxa"/>
+              <w:bottom w:w="90" w:type="dxa"/>
+              <w:end w:w="90" w:type="dxa"/>
+            </w:tcMar>
+          </w:tcPr>
+          <w:p>
+            <w:pPr>
+              <w:spacing w:before="60" w:after="60" w:line="240" w:lineRule="auto"/>
+              <w:jc w:val="center"/>
+            </w:pPr>
+            <w:r>
+              <w:rPr>
+                <w:b w:val="0"/>
+                <w:color w:val="141414"/>
+                <w:sz w:val="16"/>
+              </w:rPr>
+              <w:t>top_decliner</w:t>
+            </w:r>
+          </w:p>
+        </w:tc>
+        <w:tc>
+          <w:tcPr>
+            <w:tcW w:type="dxa" w:w="2880"/>
+            <w:vAlign w:val="center"/>
+            <w:shd w:fill="FFFFFF"/>
+            <w:tcMar>
+              <w:top w:w="90" w:type="dxa"/>
+              <w:start w:w="90" w:type="dxa"/>
+              <w:bottom w:w="90" w:type="dxa"/>
+              <w:end w:w="90" w:type="dxa"/>
+            </w:tcMar>
+          </w:tcPr>
+          <w:p>
+            <w:pPr>
+              <w:spacing w:before="60" w:after="60" w:line="240" w:lineRule="auto"/>
+            </w:pPr>
+            <w:r>
+              <w:rPr>
+                <w:b w:val="0"/>
+                <w:color w:val="141414"/>
+                <w:sz w:val="16"/>
+              </w:rPr>
+              <w:t>待核验同日增量；先归为公司/行业/因子重定价候选，不把涨跌倒推成原因</w:t>
+            </w:r>
+          </w:p>
+        </w:tc>
+      </w:tr>
+      <w:tr>
+        <w:trPr>
+          <w:cantSplit/>
+        </w:trPr>
+        <w:tc>
+          <w:tcPr>
+            <w:tcW w:type="dxa" w:w="2088"/>
+            <w:vAlign w:val="center"/>
+            <w:shd w:fill="FFFFFF"/>
+            <w:tcMar>
+              <w:top w:w="90" w:type="dxa"/>
+              <w:start w:w="90" w:type="dxa"/>
+              <w:bottom w:w="90" w:type="dxa"/>
+              <w:end w:w="90" w:type="dxa"/>
+            </w:tcMar>
+          </w:tcPr>
+          <w:p>
+            <w:pPr>
+              <w:spacing w:before="60" w:after="60" w:line="240" w:lineRule="auto"/>
+              <w:jc w:val="center"/>
+            </w:pPr>
+            <w:r>
+              <w:rPr>
+                <w:b w:val="0"/>
+                <w:color w:val="141414"/>
+                <w:sz w:val="16"/>
+              </w:rPr>
+              <w:t>FDXF</w:t>
+            </w:r>
+          </w:p>
+        </w:tc>
+        <w:tc>
+          <w:tcPr>
+            <w:tcW w:type="dxa" w:w="2952"/>
+            <w:vAlign w:val="center"/>
+            <w:shd w:fill="FFFFFF"/>
+            <w:tcMar>
+              <w:top w:w="90" w:type="dxa"/>
+              <w:start w:w="90" w:type="dxa"/>
+              <w:bottom w:w="90" w:type="dxa"/>
+              <w:end w:w="90" w:type="dxa"/>
+            </w:tcMar>
+          </w:tcPr>
+          <w:p>
+            <w:pPr>
+              <w:spacing w:before="60" w:after="60" w:line="240" w:lineRule="auto"/>
+            </w:pPr>
+            <w:r>
+              <w:rPr>
+                <w:b w:val="0"/>
+                <w:color w:val="141414"/>
+                <w:sz w:val="16"/>
+              </w:rPr>
+              <w:t>S&amp;P 500成分股（行业标签待核）；价格 +14.71%；相对SPY +16.48pp；成交不可得</w:t>
             </w:r>
           </w:p>
         </w:tc>
@@ -4356,7 +4356,7 @@
                 <w:color w:val="141414"/>
                 <w:sz w:val="16"/>
               </w:rPr>
-              <w:t>LMT</w:t>
+              <w:t>REGN</w:t>
             </w:r>
           </w:p>
         </w:tc>
@@ -4382,7 +4382,7 @@
                 <w:color w:val="141414"/>
                 <w:sz w:val="16"/>
               </w:rPr>
-              <w:t>航空航天/国防；价格 +26.37%；相对SPY +28.15pp；成交不可得</w:t>
+              <w:t>S&amp;P 500成分股（行业标签待核）；价格 +13.49%；相对SPY +15.26pp；成交不可得</w:t>
             </w:r>
           </w:p>
         </w:tc>
@@ -4678,7 +4678,7 @@
       <w:r>
         <w:drawing>
           <wp:inline xmlns:a="http://schemas.openxmlformats.org/drawingml/2006/main" xmlns:pic="http://schemas.openxmlformats.org/drawingml/2006/picture">
-            <wp:extent cx="5806440" cy="2968460"/>
+            <wp:extent cx="5806440" cy="2965129"/>
             <wp:docPr id="16" name="Picture 16"/>
             <wp:cNvGraphicFramePr>
               <a:graphicFrameLocks noChangeAspect="1"/>
@@ -4699,7 +4699,7 @@
                   <pic:spPr>
                     <a:xfrm>
                       <a:off x="0" y="0"/>
-                      <a:ext cx="5806440" cy="2968460"/>
+                      <a:ext cx="5806440" cy="2965129"/>
                     </a:xfrm>
                     <a:prstGeom prst="rect"/>
                   </pic:spPr>
@@ -4893,19 +4893,7 @@
         <w:t>RDDT</w:t>
       </w:r>
       <w:r>
-        <w:t xml:space="preserve"> -40.93%（S&amp;P 500成分股（行业标签待核））；</w:t>
-      </w:r>
-      <w:r>
-        <w:t>FFIV</w:t>
-      </w:r>
-      <w:r>
-        <w:t xml:space="preserve"> -28.96%（网络设备/应用交付）；</w:t>
-      </w:r>
-      <w:r>
-        <w:t>FTNT</w:t>
-      </w:r>
-      <w:r>
-        <w:t xml:space="preserve"> -28.66%（S&amp;P 500成分股（行业标签待核））；</w:t>
+        <w:t xml:space="preserve"> -29.32%（S&amp;P 500成分股（行业标签待核））；</w:t>
       </w:r>
       <w:r>
         <w:rPr>
@@ -4914,31 +4902,43 @@
         <w:t>INTC</w:t>
       </w:r>
       <w:r>
-        <w:t xml:space="preserve"> -28.58%（单股异动（行业标签待核）；成交约11.64x均量）；</w:t>
+        <w:t xml:space="preserve"> -28.58%（单股异动（行业标签待核）；成交约4.33x均量）；</w:t>
       </w:r>
       <w:r>
-        <w:t>ROP</w:t>
+        <w:t>ILMN</w:t>
       </w:r>
       <w:r>
-        <w:t xml:space="preserve"> +26.65%（S&amp;P 500成分股（行业标签待核））；</w:t>
+        <w:t xml:space="preserve"> -18.58%（S&amp;P 500成分股（行业标签待核））；</w:t>
       </w:r>
       <w:r>
-        <w:t>LMT</w:t>
+        <w:t>TWLO</w:t>
       </w:r>
       <w:r>
-        <w:t xml:space="preserve"> +26.37%（航空航天/国防）；</w:t>
+        <w:t xml:space="preserve"> -15.23%（S&amp;P 500成分股（行业标签待核））；</w:t>
       </w:r>
       <w:r>
-        <w:t>PNR</w:t>
+        <w:t>FDXF</w:t>
       </w:r>
       <w:r>
-        <w:t xml:space="preserve"> +25.09%（S&amp;P 500成分股（行业标签待核））；</w:t>
+        <w:t xml:space="preserve"> +14.71%（S&amp;P 500成分股（行业标签待核））；</w:t>
       </w:r>
       <w:r>
-        <w:t>HAS</w:t>
+        <w:t>REGN</w:t>
       </w:r>
       <w:r>
-        <w:t xml:space="preserve"> +24.13%（可选消费/玩具）；</w:t>
+        <w:t xml:space="preserve"> +13.49%（S&amp;P 500成分股（行业标签待核））；</w:t>
+      </w:r>
+      <w:r>
+        <w:t>GPN</w:t>
+      </w:r>
+      <w:r>
+        <w:t xml:space="preserve"> +13.01%（S&amp;P 500成分股（行业标签待核））；</w:t>
+      </w:r>
+      <w:r>
+        <w:t>GDDY</w:t>
+      </w:r>
+      <w:r>
+        <w:t xml:space="preserve"> +10.62%（S&amp;P 500成分股（行业标签待核））；</w:t>
       </w:r>
       <w:r>
         <w:rPr>
@@ -4947,7 +4947,7 @@
         <w:t>AMZN</w:t>
       </w:r>
       <w:r>
-        <w:t xml:space="preserve"> -1.41%（单股异动（行业标签待核）；成交约12.34x均量）。这些名字先记录为价格/成交异常，随后核对同日公告、研报、公司交流、行业数据或传闻原始出处；没有证据时保留“待验”，不把涨跌倒推成原因。</w:t>
+        <w:t xml:space="preserve"> -1.41%（单股异动（行业标签待核）；成交约2.73x均量）。这些名字先记录为价格/成交异常，随后核对同日公告、研报、公司交流、行业数据或传闻原始出处；没有证据时保留“待验”，不把涨跌倒推成原因。</w:t>
       </w:r>
     </w:p>
     <w:p>
@@ -6018,7 +6018,7 @@
       <w:r>
         <w:drawing>
           <wp:inline xmlns:a="http://schemas.openxmlformats.org/drawingml/2006/main" xmlns:pic="http://schemas.openxmlformats.org/drawingml/2006/picture">
-            <wp:extent cx="5806440" cy="2779401"/>
+            <wp:extent cx="5806440" cy="2777842"/>
             <wp:docPr id="24" name="Picture 24"/>
             <wp:cNvGraphicFramePr>
               <a:graphicFrameLocks noChangeAspect="1"/>
@@ -6039,7 +6039,7 @@
                   <pic:spPr>
                     <a:xfrm>
                       <a:off x="0" y="0"/>
-                      <a:ext cx="5806440" cy="2779401"/>
+                      <a:ext cx="5806440" cy="2777842"/>
                     </a:xfrm>
                     <a:prstGeom prst="rect"/>
                   </pic:spPr>
@@ -6240,7 +6240,7 @@
                 <w:color w:val="141414"/>
                 <w:sz w:val="16"/>
               </w:rPr>
-              <w:t>S&amp;P 500成分股（行业标签待核） -40.93%</w:t>
+              <w:t>S&amp;P 500成分股（行业标签待核） -29.32%</w:t>
             </w:r>
           </w:p>
         </w:tc>
@@ -6266,229 +6266,7 @@
                 <w:color w:val="141414"/>
                 <w:sz w:val="16"/>
               </w:rPr>
-              <w:t>成交不可得；相对SPY -39.16pp</w:t>
-            </w:r>
-          </w:p>
-        </w:tc>
-        <w:tc>
-          <w:tcPr>
-            <w:tcW w:type="dxa" w:w="4320"/>
-            <w:vAlign w:val="center"/>
-            <w:shd w:fill="FFFFFF"/>
-            <w:tcMar>
-              <w:top w:w="90" w:type="dxa"/>
-              <w:start w:w="90" w:type="dxa"/>
-              <w:bottom w:w="90" w:type="dxa"/>
-              <w:end w:w="90" w:type="dxa"/>
-            </w:tcMar>
-          </w:tcPr>
-          <w:p>
-            <w:pPr>
-              <w:spacing w:before="60" w:after="60" w:line="240" w:lineRule="auto"/>
-            </w:pPr>
-            <w:r>
-              <w:rPr>
-                <w:b w:val="0"/>
-                <w:color w:val="141414"/>
-                <w:sz w:val="16"/>
-              </w:rPr>
-              <w:t>当日价格/成交异常；需用同日公告、研报、交流或产业数据确认原因</w:t>
-            </w:r>
-          </w:p>
-        </w:tc>
-      </w:tr>
-      <w:tr>
-        <w:trPr>
-          <w:cantSplit/>
-        </w:trPr>
-        <w:tc>
-          <w:tcPr>
-            <w:tcW w:type="dxa" w:w="1440"/>
-            <w:vAlign w:val="center"/>
-            <w:shd w:fill="FFFFFF"/>
-            <w:tcMar>
-              <w:top w:w="90" w:type="dxa"/>
-              <w:start w:w="90" w:type="dxa"/>
-              <w:bottom w:w="90" w:type="dxa"/>
-              <w:end w:w="90" w:type="dxa"/>
-            </w:tcMar>
-          </w:tcPr>
-          <w:p>
-            <w:pPr>
-              <w:spacing w:before="60" w:after="60" w:line="240" w:lineRule="auto"/>
-              <w:jc w:val="center"/>
-            </w:pPr>
-            <w:r>
-              <w:rPr>
-                <w:b w:val="0"/>
-                <w:color w:val="141414"/>
-                <w:sz w:val="16"/>
-              </w:rPr>
-              <w:t>FFIV</w:t>
-            </w:r>
-          </w:p>
-        </w:tc>
-        <w:tc>
-          <w:tcPr>
-            <w:tcW w:type="dxa" w:w="1440"/>
-            <w:vAlign w:val="center"/>
-            <w:shd w:fill="FFFFFF"/>
-            <w:tcMar>
-              <w:top w:w="90" w:type="dxa"/>
-              <w:start w:w="90" w:type="dxa"/>
-              <w:bottom w:w="90" w:type="dxa"/>
-              <w:end w:w="90" w:type="dxa"/>
-            </w:tcMar>
-          </w:tcPr>
-          <w:p>
-            <w:pPr>
-              <w:spacing w:before="60" w:after="60" w:line="240" w:lineRule="auto"/>
-              <w:jc w:val="center"/>
-            </w:pPr>
-            <w:r>
-              <w:rPr>
-                <w:b w:val="0"/>
-                <w:color w:val="141414"/>
-                <w:sz w:val="16"/>
-              </w:rPr>
-              <w:t>网络设备/应用交付 -28.96%</w:t>
-            </w:r>
-          </w:p>
-        </w:tc>
-        <w:tc>
-          <w:tcPr>
-            <w:tcW w:type="dxa" w:w="1944"/>
-            <w:vAlign w:val="center"/>
-            <w:shd w:fill="FFFFFF"/>
-            <w:tcMar>
-              <w:top w:w="90" w:type="dxa"/>
-              <w:start w:w="90" w:type="dxa"/>
-              <w:bottom w:w="90" w:type="dxa"/>
-              <w:end w:w="90" w:type="dxa"/>
-            </w:tcMar>
-          </w:tcPr>
-          <w:p>
-            <w:pPr>
-              <w:spacing w:before="60" w:after="60" w:line="240" w:lineRule="auto"/>
-            </w:pPr>
-            <w:r>
-              <w:rPr>
-                <w:b w:val="0"/>
-                <w:color w:val="141414"/>
-                <w:sz w:val="16"/>
-              </w:rPr>
-              <w:t>成交不可得；相对SPY -27.18pp</w:t>
-            </w:r>
-          </w:p>
-        </w:tc>
-        <w:tc>
-          <w:tcPr>
-            <w:tcW w:type="dxa" w:w="4320"/>
-            <w:vAlign w:val="center"/>
-            <w:shd w:fill="FFFFFF"/>
-            <w:tcMar>
-              <w:top w:w="90" w:type="dxa"/>
-              <w:start w:w="90" w:type="dxa"/>
-              <w:bottom w:w="90" w:type="dxa"/>
-              <w:end w:w="90" w:type="dxa"/>
-            </w:tcMar>
-          </w:tcPr>
-          <w:p>
-            <w:pPr>
-              <w:spacing w:before="60" w:after="60" w:line="240" w:lineRule="auto"/>
-            </w:pPr>
-            <w:r>
-              <w:rPr>
-                <w:b w:val="0"/>
-                <w:color w:val="141414"/>
-                <w:sz w:val="16"/>
-              </w:rPr>
-              <w:t>当日价格/成交异常；需用同日公告、研报、交流或产业数据确认原因</w:t>
-            </w:r>
-          </w:p>
-        </w:tc>
-      </w:tr>
-      <w:tr>
-        <w:trPr>
-          <w:cantSplit/>
-        </w:trPr>
-        <w:tc>
-          <w:tcPr>
-            <w:tcW w:type="dxa" w:w="1440"/>
-            <w:vAlign w:val="center"/>
-            <w:shd w:fill="FFFFFF"/>
-            <w:tcMar>
-              <w:top w:w="90" w:type="dxa"/>
-              <w:start w:w="90" w:type="dxa"/>
-              <w:bottom w:w="90" w:type="dxa"/>
-              <w:end w:w="90" w:type="dxa"/>
-            </w:tcMar>
-          </w:tcPr>
-          <w:p>
-            <w:pPr>
-              <w:spacing w:before="60" w:after="60" w:line="240" w:lineRule="auto"/>
-              <w:jc w:val="center"/>
-            </w:pPr>
-            <w:r>
-              <w:rPr>
-                <w:b w:val="0"/>
-                <w:color w:val="141414"/>
-                <w:sz w:val="16"/>
-              </w:rPr>
-              <w:t>FTNT</w:t>
-            </w:r>
-          </w:p>
-        </w:tc>
-        <w:tc>
-          <w:tcPr>
-            <w:tcW w:type="dxa" w:w="1440"/>
-            <w:vAlign w:val="center"/>
-            <w:shd w:fill="FFFFFF"/>
-            <w:tcMar>
-              <w:top w:w="90" w:type="dxa"/>
-              <w:start w:w="90" w:type="dxa"/>
-              <w:bottom w:w="90" w:type="dxa"/>
-              <w:end w:w="90" w:type="dxa"/>
-            </w:tcMar>
-          </w:tcPr>
-          <w:p>
-            <w:pPr>
-              <w:spacing w:before="60" w:after="60" w:line="240" w:lineRule="auto"/>
-              <w:jc w:val="center"/>
-            </w:pPr>
-            <w:r>
-              <w:rPr>
-                <w:b w:val="0"/>
-                <w:color w:val="141414"/>
-                <w:sz w:val="16"/>
-              </w:rPr>
-              <w:t>S&amp;P 500成分股（行业标签待核） -28.66%</w:t>
-            </w:r>
-          </w:p>
-        </w:tc>
-        <w:tc>
-          <w:tcPr>
-            <w:tcW w:type="dxa" w:w="1944"/>
-            <w:vAlign w:val="center"/>
-            <w:shd w:fill="FFFFFF"/>
-            <w:tcMar>
-              <w:top w:w="90" w:type="dxa"/>
-              <w:start w:w="90" w:type="dxa"/>
-              <w:bottom w:w="90" w:type="dxa"/>
-              <w:end w:w="90" w:type="dxa"/>
-            </w:tcMar>
-          </w:tcPr>
-          <w:p>
-            <w:pPr>
-              <w:spacing w:before="60" w:after="60" w:line="240" w:lineRule="auto"/>
-            </w:pPr>
-            <w:r>
-              <w:rPr>
-                <w:b w:val="0"/>
-                <w:color w:val="141414"/>
-                <w:sz w:val="16"/>
-              </w:rPr>
-              <w:t>成交不可得；相对SPY -26.89pp</w:t>
+              <w:t>成交不可得；相对SPY -27.55pp</w:t>
             </w:r>
           </w:p>
         </w:tc>
@@ -6599,7 +6377,229 @@
                 <w:color w:val="141414"/>
                 <w:sz w:val="16"/>
               </w:rPr>
-              <w:t>11.64x均量；相对SPY -26.80pp</w:t>
+              <w:t>4.33x均量；相对SPY -26.80pp</w:t>
+            </w:r>
+          </w:p>
+        </w:tc>
+        <w:tc>
+          <w:tcPr>
+            <w:tcW w:type="dxa" w:w="4320"/>
+            <w:vAlign w:val="center"/>
+            <w:shd w:fill="FFFFFF"/>
+            <w:tcMar>
+              <w:top w:w="90" w:type="dxa"/>
+              <w:start w:w="90" w:type="dxa"/>
+              <w:bottom w:w="90" w:type="dxa"/>
+              <w:end w:w="90" w:type="dxa"/>
+            </w:tcMar>
+          </w:tcPr>
+          <w:p>
+            <w:pPr>
+              <w:spacing w:before="60" w:after="60" w:line="240" w:lineRule="auto"/>
+            </w:pPr>
+            <w:r>
+              <w:rPr>
+                <w:b w:val="0"/>
+                <w:color w:val="141414"/>
+                <w:sz w:val="16"/>
+              </w:rPr>
+              <w:t>当日价格/成交异常；需用同日公告、研报、交流或产业数据确认原因</w:t>
+            </w:r>
+          </w:p>
+        </w:tc>
+      </w:tr>
+      <w:tr>
+        <w:trPr>
+          <w:cantSplit/>
+        </w:trPr>
+        <w:tc>
+          <w:tcPr>
+            <w:tcW w:type="dxa" w:w="1440"/>
+            <w:vAlign w:val="center"/>
+            <w:shd w:fill="FFFFFF"/>
+            <w:tcMar>
+              <w:top w:w="90" w:type="dxa"/>
+              <w:start w:w="90" w:type="dxa"/>
+              <w:bottom w:w="90" w:type="dxa"/>
+              <w:end w:w="90" w:type="dxa"/>
+            </w:tcMar>
+          </w:tcPr>
+          <w:p>
+            <w:pPr>
+              <w:spacing w:before="60" w:after="60" w:line="240" w:lineRule="auto"/>
+              <w:jc w:val="center"/>
+            </w:pPr>
+            <w:r>
+              <w:rPr>
+                <w:b w:val="0"/>
+                <w:color w:val="141414"/>
+                <w:sz w:val="16"/>
+              </w:rPr>
+              <w:t>ILMN</w:t>
+            </w:r>
+          </w:p>
+        </w:tc>
+        <w:tc>
+          <w:tcPr>
+            <w:tcW w:type="dxa" w:w="1440"/>
+            <w:vAlign w:val="center"/>
+            <w:shd w:fill="FFFFFF"/>
+            <w:tcMar>
+              <w:top w:w="90" w:type="dxa"/>
+              <w:start w:w="90" w:type="dxa"/>
+              <w:bottom w:w="90" w:type="dxa"/>
+              <w:end w:w="90" w:type="dxa"/>
+            </w:tcMar>
+          </w:tcPr>
+          <w:p>
+            <w:pPr>
+              <w:spacing w:before="60" w:after="60" w:line="240" w:lineRule="auto"/>
+              <w:jc w:val="center"/>
+            </w:pPr>
+            <w:r>
+              <w:rPr>
+                <w:b w:val="0"/>
+                <w:color w:val="141414"/>
+                <w:sz w:val="16"/>
+              </w:rPr>
+              <w:t>S&amp;P 500成分股（行业标签待核） -18.58%</w:t>
+            </w:r>
+          </w:p>
+        </w:tc>
+        <w:tc>
+          <w:tcPr>
+            <w:tcW w:type="dxa" w:w="1944"/>
+            <w:vAlign w:val="center"/>
+            <w:shd w:fill="FFFFFF"/>
+            <w:tcMar>
+              <w:top w:w="90" w:type="dxa"/>
+              <w:start w:w="90" w:type="dxa"/>
+              <w:bottom w:w="90" w:type="dxa"/>
+              <w:end w:w="90" w:type="dxa"/>
+            </w:tcMar>
+          </w:tcPr>
+          <w:p>
+            <w:pPr>
+              <w:spacing w:before="60" w:after="60" w:line="240" w:lineRule="auto"/>
+            </w:pPr>
+            <w:r>
+              <w:rPr>
+                <w:b w:val="0"/>
+                <w:color w:val="141414"/>
+                <w:sz w:val="16"/>
+              </w:rPr>
+              <w:t>成交不可得；相对SPY -16.81pp</w:t>
+            </w:r>
+          </w:p>
+        </w:tc>
+        <w:tc>
+          <w:tcPr>
+            <w:tcW w:type="dxa" w:w="4320"/>
+            <w:vAlign w:val="center"/>
+            <w:shd w:fill="FFFFFF"/>
+            <w:tcMar>
+              <w:top w:w="90" w:type="dxa"/>
+              <w:start w:w="90" w:type="dxa"/>
+              <w:bottom w:w="90" w:type="dxa"/>
+              <w:end w:w="90" w:type="dxa"/>
+            </w:tcMar>
+          </w:tcPr>
+          <w:p>
+            <w:pPr>
+              <w:spacing w:before="60" w:after="60" w:line="240" w:lineRule="auto"/>
+            </w:pPr>
+            <w:r>
+              <w:rPr>
+                <w:b w:val="0"/>
+                <w:color w:val="141414"/>
+                <w:sz w:val="16"/>
+              </w:rPr>
+              <w:t>当日价格/成交异常；需用同日公告、研报、交流或产业数据确认原因</w:t>
+            </w:r>
+          </w:p>
+        </w:tc>
+      </w:tr>
+      <w:tr>
+        <w:trPr>
+          <w:cantSplit/>
+        </w:trPr>
+        <w:tc>
+          <w:tcPr>
+            <w:tcW w:type="dxa" w:w="1440"/>
+            <w:vAlign w:val="center"/>
+            <w:shd w:fill="FFFFFF"/>
+            <w:tcMar>
+              <w:top w:w="90" w:type="dxa"/>
+              <w:start w:w="90" w:type="dxa"/>
+              <w:bottom w:w="90" w:type="dxa"/>
+              <w:end w:w="90" w:type="dxa"/>
+            </w:tcMar>
+          </w:tcPr>
+          <w:p>
+            <w:pPr>
+              <w:spacing w:before="60" w:after="60" w:line="240" w:lineRule="auto"/>
+              <w:jc w:val="center"/>
+            </w:pPr>
+            <w:r>
+              <w:rPr>
+                <w:b w:val="0"/>
+                <w:color w:val="141414"/>
+                <w:sz w:val="16"/>
+              </w:rPr>
+              <w:t>TWLO</w:t>
+            </w:r>
+          </w:p>
+        </w:tc>
+        <w:tc>
+          <w:tcPr>
+            <w:tcW w:type="dxa" w:w="1440"/>
+            <w:vAlign w:val="center"/>
+            <w:shd w:fill="FFFFFF"/>
+            <w:tcMar>
+              <w:top w:w="90" w:type="dxa"/>
+              <w:start w:w="90" w:type="dxa"/>
+              <w:bottom w:w="90" w:type="dxa"/>
+              <w:end w:w="90" w:type="dxa"/>
+            </w:tcMar>
+          </w:tcPr>
+          <w:p>
+            <w:pPr>
+              <w:spacing w:before="60" w:after="60" w:line="240" w:lineRule="auto"/>
+              <w:jc w:val="center"/>
+            </w:pPr>
+            <w:r>
+              <w:rPr>
+                <w:b w:val="0"/>
+                <w:color w:val="141414"/>
+                <w:sz w:val="16"/>
+              </w:rPr>
+              <w:t>S&amp;P 500成分股（行业标签待核） -15.23%</w:t>
+            </w:r>
+          </w:p>
+        </w:tc>
+        <w:tc>
+          <w:tcPr>
+            <w:tcW w:type="dxa" w:w="1944"/>
+            <w:vAlign w:val="center"/>
+            <w:shd w:fill="FFFFFF"/>
+            <w:tcMar>
+              <w:top w:w="90" w:type="dxa"/>
+              <w:start w:w="90" w:type="dxa"/>
+              <w:bottom w:w="90" w:type="dxa"/>
+              <w:end w:w="90" w:type="dxa"/>
+            </w:tcMar>
+          </w:tcPr>
+          <w:p>
+            <w:pPr>
+              <w:spacing w:before="60" w:after="60" w:line="240" w:lineRule="auto"/>
+            </w:pPr>
+            <w:r>
+              <w:rPr>
+                <w:b w:val="0"/>
+                <w:color w:val="141414"/>
+                <w:sz w:val="16"/>
+              </w:rPr>
+              <w:t>成交不可得；相对SPY -13.46pp</w:t>
             </w:r>
           </w:p>
         </w:tc>
@@ -6710,7 +6710,7 @@
                 <w:color w:val="141414"/>
                 <w:sz w:val="16"/>
               </w:rPr>
-              <w:t>12.34x均量；相对SPY +0.36pp</w:t>
+              <w:t>2.73x均量；相对SPY +0.36pp</w:t>
             </w:r>
           </w:p>
         </w:tc>
@@ -6823,7 +6823,7 @@
         <w:t>SOXX</w:t>
       </w:r>
       <w:r>
-        <w:t>（半导体）-8.24%；S&amp;P 广度上涨占比 69.4%，</w:t>
+        <w:t>（半导体）-8.24%；S&amp;P 广度上涨占比 45.3%，</w:t>
       </w:r>
       <w:r>
         <w:rPr>
@@ -7076,7 +7076,7 @@
                 <w:color w:val="141414"/>
                 <w:sz w:val="16"/>
               </w:rPr>
-              <w:t>2026-11-06</w:t>
+              <w:t>不可得</w:t>
             </w:r>
           </w:p>
         </w:tc>
@@ -7102,7 +7102,7 @@
                 <w:color w:val="141414"/>
                 <w:sz w:val="16"/>
               </w:rPr>
-              <w:t>1.61</w:t>
+              <w:t>nan</w:t>
             </w:r>
           </w:p>
         </w:tc>
@@ -7128,7 +7128,7 @@
                 <w:color w:val="141414"/>
                 <w:sz w:val="16"/>
               </w:rPr>
-              <w:t>11.3%</w:t>
+              <w:t>nan%</w:t>
             </w:r>
           </w:p>
         </w:tc>
@@ -7154,7 +7154,7 @@
                 <w:color w:val="141414"/>
                 <w:sz w:val="16"/>
               </w:rPr>
-              <w:t>无阈值报警</w:t>
+              <w:t>source unavailable</w:t>
             </w:r>
           </w:p>
         </w:tc>
@@ -7212,7 +7212,7 @@
                 <w:color w:val="141414"/>
                 <w:sz w:val="16"/>
               </w:rPr>
-              <w:t>2026-11-06</w:t>
+              <w:t>不可得</w:t>
             </w:r>
           </w:p>
         </w:tc>
@@ -7238,7 +7238,7 @@
                 <w:color w:val="141414"/>
                 <w:sz w:val="16"/>
               </w:rPr>
-              <w:t>1.37</w:t>
+              <w:t>nan</w:t>
             </w:r>
           </w:p>
         </w:tc>
@@ -7264,7 +7264,7 @@
                 <w:color w:val="141414"/>
                 <w:sz w:val="16"/>
               </w:rPr>
-              <w:t>17.7%</w:t>
+              <w:t>nan%</w:t>
             </w:r>
           </w:p>
         </w:tc>
@@ -7290,7 +7290,7 @@
                 <w:color w:val="141414"/>
                 <w:sz w:val="16"/>
               </w:rPr>
-              <w:t>strike-concentration</w:t>
+              <w:t>source unavailable</w:t>
             </w:r>
           </w:p>
         </w:tc>
@@ -7348,7 +7348,7 @@
                 <w:color w:val="141414"/>
                 <w:sz w:val="16"/>
               </w:rPr>
-              <w:t>2026-11-06</w:t>
+              <w:t>不可得</w:t>
             </w:r>
           </w:p>
         </w:tc>
@@ -7374,7 +7374,7 @@
                 <w:color w:val="141414"/>
                 <w:sz w:val="16"/>
               </w:rPr>
-              <w:t>3.55</w:t>
+              <w:t>nan</w:t>
             </w:r>
           </w:p>
         </w:tc>
@@ -7400,7 +7400,7 @@
                 <w:color w:val="141414"/>
                 <w:sz w:val="16"/>
               </w:rPr>
-              <w:t>33.8%</w:t>
+              <w:t>nan%</w:t>
             </w:r>
           </w:p>
         </w:tc>
@@ -7426,7 +7426,7 @@
                 <w:color w:val="141414"/>
                 <w:sz w:val="16"/>
               </w:rPr>
-              <w:t>call-heavy, strike-concentration</w:t>
+              <w:t>source unavailable</w:t>
             </w:r>
           </w:p>
         </w:tc>
@@ -7892,7 +7892,7 @@
                 <w:color w:val="141414"/>
                 <w:sz w:val="16"/>
               </w:rPr>
-              <w:t>2026-11-02</w:t>
+              <w:t>不可得</w:t>
             </w:r>
           </w:p>
         </w:tc>
@@ -7918,7 +7918,7 @@
                 <w:color w:val="141414"/>
                 <w:sz w:val="16"/>
               </w:rPr>
-              <w:t>1.01</w:t>
+              <w:t>nan</w:t>
             </w:r>
           </w:p>
         </w:tc>
@@ -7944,7 +7944,7 @@
                 <w:color w:val="141414"/>
                 <w:sz w:val="16"/>
               </w:rPr>
-              <w:t>14.1%</w:t>
+              <w:t>nan%</w:t>
             </w:r>
           </w:p>
         </w:tc>
@@ -7970,7 +7970,7 @@
                 <w:color w:val="141414"/>
                 <w:sz w:val="16"/>
               </w:rPr>
-              <w:t>call-volume/OI&gt;=2, put-volume/OI&gt;=2</w:t>
+              <w:t>source unavailable</w:t>
             </w:r>
           </w:p>
         </w:tc>
@@ -8164,7 +8164,7 @@
                 <w:color w:val="141414"/>
                 <w:sz w:val="16"/>
               </w:rPr>
-              <w:t>2026-11-02</w:t>
+              <w:t>不可得</w:t>
             </w:r>
           </w:p>
         </w:tc>
@@ -8190,7 +8190,7 @@
                 <w:color w:val="141414"/>
                 <w:sz w:val="16"/>
               </w:rPr>
-              <w:t>1.61</w:t>
+              <w:t>nan</w:t>
             </w:r>
           </w:p>
         </w:tc>
@@ -8216,7 +8216,7 @@
                 <w:color w:val="141414"/>
                 <w:sz w:val="16"/>
               </w:rPr>
-              <w:t>8.3%</w:t>
+              <w:t>nan%</w:t>
             </w:r>
           </w:p>
         </w:tc>
@@ -8242,7 +8242,7 @@
                 <w:color w:val="141414"/>
                 <w:sz w:val="16"/>
               </w:rPr>
-              <w:t>put-volume/OI&gt;=2</w:t>
+              <w:t>source unavailable</w:t>
             </w:r>
           </w:p>
         </w:tc>
@@ -8300,7 +8300,7 @@
                 <w:color w:val="141414"/>
                 <w:sz w:val="16"/>
               </w:rPr>
-              <w:t>2026-11-06</w:t>
+              <w:t>不可得</w:t>
             </w:r>
           </w:p>
         </w:tc>
@@ -8326,7 +8326,7 @@
                 <w:color w:val="141414"/>
                 <w:sz w:val="16"/>
               </w:rPr>
-              <w:t>3.62</w:t>
+              <w:t>nan</w:t>
             </w:r>
           </w:p>
         </w:tc>
@@ -8352,7 +8352,7 @@
                 <w:color w:val="141414"/>
                 <w:sz w:val="16"/>
               </w:rPr>
-              <w:t>28.4%</w:t>
+              <w:t>nan%</w:t>
             </w:r>
           </w:p>
         </w:tc>
@@ -8378,7 +8378,7 @@
                 <w:color w:val="141414"/>
                 <w:sz w:val="16"/>
               </w:rPr>
-              <w:t>call-heavy, put-heavy, strike-concentration</w:t>
+              <w:t>source unavailable</w:t>
             </w:r>
           </w:p>
         </w:tc>
@@ -8572,7 +8572,7 @@
                 <w:color w:val="141414"/>
                 <w:sz w:val="16"/>
               </w:rPr>
-              <w:t>2026-11-20</w:t>
+              <w:t>不可得</w:t>
             </w:r>
           </w:p>
         </w:tc>
@@ -8598,7 +8598,7 @@
                 <w:color w:val="141414"/>
                 <w:sz w:val="16"/>
               </w:rPr>
-              <w:t>2.82</w:t>
+              <w:t>nan</w:t>
             </w:r>
           </w:p>
         </w:tc>
@@ -8624,7 +8624,7 @@
                 <w:color w:val="141414"/>
                 <w:sz w:val="16"/>
               </w:rPr>
-              <w:t>39.8%</w:t>
+              <w:t>nan%</w:t>
             </w:r>
           </w:p>
         </w:tc>
@@ -8650,7 +8650,7 @@
                 <w:color w:val="141414"/>
                 <w:sz w:val="16"/>
               </w:rPr>
-              <w:t>put-heavy, strike-concentration</w:t>
+              <w:t>source unavailable</w:t>
             </w:r>
           </w:p>
         </w:tc>
@@ -8844,7 +8844,7 @@
                 <w:color w:val="141414"/>
                 <w:sz w:val="16"/>
               </w:rPr>
-              <w:t>2026-11-06</w:t>
+              <w:t>不可得</w:t>
             </w:r>
           </w:p>
         </w:tc>
@@ -8870,7 +8870,7 @@
                 <w:color w:val="141414"/>
                 <w:sz w:val="16"/>
               </w:rPr>
-              <w:t>1.26</w:t>
+              <w:t>nan</w:t>
             </w:r>
           </w:p>
         </w:tc>
@@ -8896,7 +8896,7 @@
                 <w:color w:val="141414"/>
                 <w:sz w:val="16"/>
               </w:rPr>
-              <w:t>9.4%</w:t>
+              <w:t>nan%</w:t>
             </w:r>
           </w:p>
         </w:tc>
@@ -8922,7 +8922,7 @@
                 <w:color w:val="141414"/>
                 <w:sz w:val="16"/>
               </w:rPr>
-              <w:t>strike-concentration</w:t>
+              <w:t>source unavailable</w:t>
             </w:r>
           </w:p>
         </w:tc>
@@ -9077,7 +9077,7 @@
       <w:r>
         <w:drawing>
           <wp:inline xmlns:a="http://schemas.openxmlformats.org/drawingml/2006/main" xmlns:pic="http://schemas.openxmlformats.org/drawingml/2006/picture">
-            <wp:extent cx="5806440" cy="3679165"/>
+            <wp:extent cx="5806440" cy="3915895"/>
             <wp:docPr id="25" name="Picture 25"/>
             <wp:cNvGraphicFramePr>
               <a:graphicFrameLocks noChangeAspect="1"/>
@@ -9098,7 +9098,7 @@
                   <pic:spPr>
                     <a:xfrm>
                       <a:off x="0" y="0"/>
-                      <a:ext cx="5806440" cy="3679165"/>
+                      <a:ext cx="5806440" cy="3915895"/>
                     </a:xfrm>
                     <a:prstGeom prst="rect"/>
                   </pic:spPr>
@@ -9119,7 +9119,7 @@
           <w:color w:val="555555"/>
           <w:sz w:val="17"/>
         </w:rPr>
-        <w:t>图：公开期权链异常扫描。来源/口径：Nasdaq public option-chain endpoint；检查时点 2026-10-30T20:36:54-04:00；无执行方向确认。。</w:t>
+        <w:t>图：公开期权链异常扫描。来源/口径：Nasdaq public option-chain endpoint；检查时点 2026-10-31T01:10:55-04:00；无执行方向确认。。</w:t>
       </w:r>
     </w:p>
     <w:p>
@@ -9128,6 +9128,15 @@
       </w:pPr>
       <w:r>
         <w:t xml:space="preserve">解读规则：本次触发异常阈值的标的为 </w:t>
+      </w:r>
+      <w:r>
+        <w:rPr>
+          <w:shd w:fill="E7E6E6"/>
+        </w:rPr>
+        <w:t>LITE</w:t>
+      </w:r>
+      <w:r>
+        <w:t xml:space="preserve">, </w:t>
       </w:r>
       <w:r>
         <w:rPr>
@@ -9260,7 +9269,7 @@
       <w:r>
         <w:drawing>
           <wp:inline xmlns:a="http://schemas.openxmlformats.org/drawingml/2006/main" xmlns:pic="http://schemas.openxmlformats.org/drawingml/2006/picture">
-            <wp:extent cx="5806440" cy="3193704"/>
+            <wp:extent cx="5806440" cy="1989574"/>
             <wp:docPr id="26" name="Picture 26"/>
             <wp:cNvGraphicFramePr>
               <a:graphicFrameLocks noChangeAspect="1"/>
@@ -9281,7 +9290,7 @@
                   <pic:spPr>
                     <a:xfrm>
                       <a:off x="0" y="0"/>
-                      <a:ext cx="5806440" cy="3193704"/>
+                      <a:ext cx="5806440" cy="1989574"/>
                     </a:xfrm>
                     <a:prstGeom prst="rect"/>
                   </pic:spPr>
@@ -9801,7 +9810,7 @@
         <w:spacing w:after="120" w:line="276" w:lineRule="auto"/>
       </w:pPr>
       <w:r>
-        <w:t>今天可确认的是价格与横截面结构：标普 -1.82%、纳指 -2.86%，广度上涨占比 69.4%，</w:t>
+        <w:t>今天可确认的是价格与横截面结构：标普 -1.82%、纳指 -2.86%，广度上涨占比 45.3%，</w:t>
       </w:r>
       <w:r>
         <w:rPr>

--- a/reports/us_market_recap_2026-10-31_BJT_us_2026-10-30_final.docx
+++ b/reports/us_market_recap_2026-10-31_BJT_us_2026-10-30_final.docx
@@ -1548,7 +1548,7 @@
         <w:t>RDDT</w:t>
       </w:r>
       <w:r>
-        <w:t>（S&amp;P 500成分股（行业标签待核））-29.32%、</w:t>
+        <w:t>（互联网平台/社交媒体）-29.32%、</w:t>
       </w:r>
       <w:r>
         <w:rPr>
@@ -1557,43 +1557,43 @@
         <w:t>INTC</w:t>
       </w:r>
       <w:r>
-        <w:t>（单股异动（行业标签待核））-28.58%、</w:t>
+        <w:t>（半导体/CPU与晶圆制造）-28.58%、</w:t>
       </w:r>
       <w:r>
         <w:t>ILMN</w:t>
       </w:r>
       <w:r>
-        <w:t>（S&amp;P 500成分股（行业标签待核））-18.58%、</w:t>
+        <w:t>（生命科学工具/基因测序）-18.58%、</w:t>
       </w:r>
       <w:r>
         <w:t>TWLO</w:t>
       </w:r>
       <w:r>
-        <w:t>（S&amp;P 500成分股（行业标签待核））-15.23%、</w:t>
+        <w:t>（云通信/客户互动软件）-15.23%、</w:t>
       </w:r>
       <w:r>
         <w:t>FDXF</w:t>
       </w:r>
       <w:r>
-        <w:t>（S&amp;P 500成分股（行业标签待核））+14.71%、</w:t>
+        <w:t>（工业/零担货运）+14.71%、</w:t>
       </w:r>
       <w:r>
         <w:t>REGN</w:t>
       </w:r>
       <w:r>
-        <w:t>（S&amp;P 500成分股（行业标签待核））+13.49%、</w:t>
+        <w:t>（生物医药/创新药）+13.49%、</w:t>
       </w:r>
       <w:r>
         <w:t>GPN</w:t>
       </w:r>
       <w:r>
-        <w:t>（S&amp;P 500成分股（行业标签待核））+13.01%、</w:t>
+        <w:t>（金融科技/支付处理）+13.01%、</w:t>
       </w:r>
       <w:r>
         <w:t>GDDY</w:t>
       </w:r>
       <w:r>
-        <w:t>（S&amp;P 500成分股（行业标签待核））+10.62%、</w:t>
+        <w:t>（互联网服务/域名与主机）+10.62%、</w:t>
       </w:r>
       <w:r>
         <w:rPr>
@@ -1602,7 +1602,7 @@
         <w:t>AMZN</w:t>
       </w:r>
       <w:r>
-        <w:t xml:space="preserve">（单股异动（行业标签待核））-1.41%。固定 </w:t>
+        <w:t xml:space="preserve">（互联网平台/电商与云计算）-1.41%。固定 </w:t>
       </w:r>
       <w:r>
         <w:t>AI</w:t>
@@ -3827,7 +3827,7 @@
                 <w:color w:val="141414"/>
                 <w:sz w:val="16"/>
               </w:rPr>
-              <w:t>S&amp;P 500成分股（行业标签待核）；价格 -29.32%；相对SPY -27.55pp；成交不可得</w:t>
+              <w:t>互联网平台/社交媒体；价格 -29.32%；相对SPY -27.55pp；成交不可得</w:t>
             </w:r>
           </w:p>
         </w:tc>
@@ -3854,7 +3854,7 @@
                 <w:color w:val="141414"/>
                 <w:sz w:val="16"/>
               </w:rPr>
-              <w:t>top_decliner</w:t>
+              <w:t>已确认财报+卖方反应</w:t>
             </w:r>
           </w:p>
         </w:tc>
@@ -3880,7 +3880,7 @@
                 <w:color w:val="141414"/>
                 <w:sz w:val="16"/>
               </w:rPr>
-              <w:t>待核验同日增量；先归为公司/行业/因子重定价候选，不把涨跌倒推成原因</w:t>
+              <w:t>Q3收入、利润和现金流仍强，但美国DAUq同比下降2%，高预期下市场转而惩罚本土用户增长与搜索流量风险；多家券商在财报后下调评级或目标价。</w:t>
             </w:r>
           </w:p>
         </w:tc>
@@ -3938,7 +3938,7 @@
                 <w:color w:val="141414"/>
                 <w:sz w:val="16"/>
               </w:rPr>
-              <w:t>单股异动（行业标签待核）；价格 -28.58%；相对SPY -26.80pp；成交 4.33x均量</w:t>
+              <w:t>半导体/CPU与晶圆制造；价格 -28.58%；相对SPY -26.80pp；成交 4.33x均量</w:t>
             </w:r>
           </w:p>
         </w:tc>
@@ -3965,7 +3965,7 @@
                 <w:color w:val="141414"/>
                 <w:sz w:val="16"/>
               </w:rPr>
-              <w:t>relative_volume_outlier, top_decliner</w:t>
+              <w:t>已确认财报</w:t>
             </w:r>
           </w:p>
         </w:tc>
@@ -3991,7 +3991,7 @@
                 <w:color w:val="141414"/>
                 <w:sz w:val="16"/>
               </w:rPr>
-              <w:t>待核验同日增量；先归为公司/行业/因子重定价候选，不把涨跌倒推成原因</w:t>
+              <w:t>Q3收入和EPS超预期，但Q4收入指引仅150亿至160亿美元、非GAAP EPS为0.25美元，并明确PC放缓至少持续至2027年上半年；近端指引、供给约束和持续资本投入压过当季增长。</w:t>
             </w:r>
           </w:p>
         </w:tc>
@@ -4049,7 +4049,7 @@
                 <w:color w:val="141414"/>
                 <w:sz w:val="16"/>
               </w:rPr>
-              <w:t>S&amp;P 500成分股（行业标签待核）；价格 -18.58%；相对SPY -16.81pp；成交不可得</w:t>
+              <w:t>生命科学工具/基因测序；价格 -18.58%；相对SPY -16.81pp；成交不可得</w:t>
             </w:r>
           </w:p>
         </w:tc>
@@ -4076,7 +4076,7 @@
                 <w:color w:val="141414"/>
                 <w:sz w:val="16"/>
               </w:rPr>
-              <w:t>top_decliner</w:t>
+              <w:t>已确认财报+二手市场解读</w:t>
             </w:r>
           </w:p>
         </w:tc>
@@ -4102,7 +4102,7 @@
                 <w:color w:val="141414"/>
                 <w:sz w:val="16"/>
               </w:rPr>
-              <w:t>待核验同日增量；先归为公司/行业/因子重定价候选，不把涨跌倒推成原因</w:t>
+              <w:t>公司上调全年指引，但报告收入约11.3亿美元低于市场预期，关税退款影响了收入与利润口径，中国收入同比微降，市场将焦点放在核心增长速度和中国风险而非headline beat。</w:t>
             </w:r>
           </w:p>
         </w:tc>
@@ -4160,7 +4160,7 @@
                 <w:color w:val="141414"/>
                 <w:sz w:val="16"/>
               </w:rPr>
-              <w:t>S&amp;P 500成分股（行业标签待核）；价格 -15.23%；相对SPY -13.46pp；成交不可得</w:t>
+              <w:t>云通信/客户互动软件；价格 -15.23%；相对SPY -13.46pp；成交不可得</w:t>
             </w:r>
           </w:p>
         </w:tc>
@@ -4187,7 +4187,7 @@
                 <w:color w:val="141414"/>
                 <w:sz w:val="16"/>
               </w:rPr>
-              <w:t>top_decliner</w:t>
+              <w:t>已确认财报+二手市场解读</w:t>
             </w:r>
           </w:p>
         </w:tc>
@@ -4213,7 +4213,7 @@
                 <w:color w:val="141414"/>
                 <w:sz w:val="16"/>
               </w:rPr>
-              <w:t>待核验同日增量；先归为公司/行业/因子重定价候选，不把涨跌倒推成原因</w:t>
+              <w:t>当季收入与盈利好于预期，但约占六成收入的Messaging有机增速从18%降至17%，Q4有机收入增速指引仅11%至12%，显著低于Q3的16%。</w:t>
             </w:r>
           </w:p>
         </w:tc>
@@ -4271,7 +4271,7 @@
                 <w:color w:val="141414"/>
                 <w:sz w:val="16"/>
               </w:rPr>
-              <w:t>S&amp;P 500成分股（行业标签待核）；价格 +14.71%；相对SPY +16.48pp；成交不可得</w:t>
+              <w:t>工业/零担货运；价格 +14.71%；相对SPY +16.48pp；成交不可得</w:t>
             </w:r>
           </w:p>
         </w:tc>
@@ -4298,7 +4298,7 @@
                 <w:color w:val="141414"/>
                 <w:sz w:val="16"/>
               </w:rPr>
-              <w:t>top_gainer</w:t>
+              <w:t>已确认财报</w:t>
             </w:r>
           </w:p>
         </w:tc>
@@ -4324,7 +4324,7 @@
                 <w:color w:val="141414"/>
                 <w:sz w:val="16"/>
               </w:rPr>
-              <w:t>待核验同日增量；先归为公司/行业/因子重定价候选，不把涨跌倒推成原因</w:t>
+              <w:t>独立上市后的四个月过渡期收入同比增长9.2%，调整后EPS约1.49美元，收益率改善和优于预期的业绩缓解了市场对货运需求疲软的担忧。</w:t>
             </w:r>
           </w:p>
         </w:tc>
@@ -4382,7 +4382,7 @@
                 <w:color w:val="141414"/>
                 <w:sz w:val="16"/>
               </w:rPr>
-              <w:t>S&amp;P 500成分股（行业标签待核）；价格 +13.49%；相对SPY +15.26pp；成交不可得</w:t>
+              <w:t>生物医药/创新药；价格 +13.49%；相对SPY +15.26pp；成交不可得</w:t>
             </w:r>
           </w:p>
         </w:tc>
@@ -4409,7 +4409,7 @@
                 <w:color w:val="141414"/>
                 <w:sz w:val="16"/>
               </w:rPr>
-              <w:t>top_gainer</w:t>
+              <w:t>已确认财报</w:t>
             </w:r>
           </w:p>
         </w:tc>
@@ -4435,7 +4435,7 @@
                 <w:color w:val="141414"/>
                 <w:sz w:val="16"/>
               </w:rPr>
-              <w:t>待核验同日增量；先归为公司/行业/因子重定价候选，不把涨跌倒推成原因</w:t>
+              <w:t>Q3收入增长36%，Dupixent、EYLEA HD和Libtayo销售分别增长35%、62%和51%，非GAAP EPS增长70%；与Sanofi扩展合作带来10亿美元预付款及最高70亿美元里程碑潜力。</w:t>
             </w:r>
           </w:p>
         </w:tc>
@@ -4445,6 +4445,129 @@
       <w:pPr>
         <w:spacing w:after="40"/>
       </w:pPr>
+    </w:p>
+    <w:p>
+      <w:pPr>
+        <w:spacing w:after="120" w:line="276" w:lineRule="auto"/>
+      </w:pPr>
+      <w:r>
+        <w:t>RDDT</w:t>
+      </w:r>
+      <w:r>
+        <w:t>（互联网平台/社交媒体，已确认财报+卖方反应）：Q3收入、利润和现金流仍强，但美国DAUq同比下降2%，高预期下市场转而惩罚本土用户增长与搜索流量风险；多家券商在财报后下调评级或目标价。。交易解读：这是强财务结果与更高用户质量门槛之间的预期重置，不能简单写成基本面全面恶化。</w:t>
+      </w:r>
+    </w:p>
+    <w:p>
+      <w:pPr>
+        <w:spacing w:after="120" w:line="276" w:lineRule="auto"/>
+      </w:pPr>
+      <w:r>
+        <w:rPr>
+          <w:shd w:fill="E7E6E6"/>
+        </w:rPr>
+        <w:t>INTC</w:t>
+      </w:r>
+      <w:r>
+        <w:t>（半导体/CPU与晶圆制造，已确认财报）：Q3收入和EPS超预期，但Q4收入指引仅150亿至160亿美元、非GAAP EPS为0.25美元，并明确PC放缓至少持续至2027年上半年；近端指引、供给约束和持续资本投入压过当季增长。。交易解读：股价反应是对高位估值和复苏斜率的重新定价，并向PC、服务器和半导体链扩散。</w:t>
+      </w:r>
+    </w:p>
+    <w:p>
+      <w:pPr>
+        <w:spacing w:after="120" w:line="276" w:lineRule="auto"/>
+      </w:pPr>
+      <w:r>
+        <w:t>ILMN</w:t>
+      </w:r>
+      <w:r>
+        <w:t>（生命科学工具/基因测序，已确认财报+二手市场解读）：公司上调全年指引，但报告收入约11.3亿美元低于市场预期，关税退款影响了收入与利润口径，中国收入同比微降，市场将焦点放在核心增长速度和中国风险而非headline beat。。交易解读：典型的利好不涨：在股价前期大幅重估后，增长质量与地区结构比上调指引更重要。</w:t>
+      </w:r>
+    </w:p>
+    <w:p>
+      <w:pPr>
+        <w:spacing w:after="120" w:line="276" w:lineRule="auto"/>
+      </w:pPr>
+      <w:r>
+        <w:t>TWLO</w:t>
+      </w:r>
+      <w:r>
+        <w:t>（云通信/客户互动软件，已确认财报+二手市场解读）：当季收入与盈利好于预期，但约占六成收入的Messaging有机增速从18%降至17%，Q4有机收入增速指引仅11%至12%，显著低于Q3的16%。。交易解读：市场在下调Twilio的持续增长溢价，AI产品亮点尚不足以抵消最大业务减速。</w:t>
+      </w:r>
+    </w:p>
+    <w:p>
+      <w:pPr>
+        <w:spacing w:after="120" w:line="276" w:lineRule="auto"/>
+      </w:pPr>
+      <w:r>
+        <w:t>FDXF</w:t>
+      </w:r>
+      <w:r>
+        <w:t>（工业/零担货运，已确认财报）：独立上市后的四个月过渡期收入同比增长9.2%，调整后EPS约1.49美元，收益率改善和优于预期的业绩缓解了市场对货运需求疲软的担忧。。交易解读：上涨主要是公司业绩与定价改善驱动，而不是工业板块普涨。</w:t>
+      </w:r>
+    </w:p>
+    <w:p>
+      <w:pPr>
+        <w:spacing w:after="120" w:line="276" w:lineRule="auto"/>
+      </w:pPr>
+      <w:r>
+        <w:t>REGN</w:t>
+      </w:r>
+      <w:r>
+        <w:t>（生物医药/创新药，已确认财报）：Q3收入增长36%，Dupixent、</w:t>
+      </w:r>
+      <w:r>
+        <w:t>EYLEA</w:t>
+      </w:r>
+      <w:r>
+        <w:t xml:space="preserve"> HD和Libtayo销售分别增长35%、62%和51%，非GAAP EPS增长70%；与Sanofi扩展合作带来10亿美元预付款及最高70亿美元里程碑潜力。。交易解读：这是产品组合和合作经济性共同驱动的基本面上涨，解释了REGN与医药ETF可能不同步。</w:t>
+      </w:r>
+    </w:p>
+    <w:p>
+      <w:pPr>
+        <w:spacing w:after="120" w:line="276" w:lineRule="auto"/>
+      </w:pPr>
+      <w:r>
+        <w:t>GPN</w:t>
+      </w:r>
+      <w:r>
+        <w:t>（金融科技/支付处理，媒体传闻）：二手报道援引Financial Times称，</w:t>
+      </w:r>
+      <w:r>
+        <w:t>CD</w:t>
+      </w:r>
+      <w:r>
+        <w:t>&amp;R正与GPN最大外部股东GTCR研究约400亿美元的私有化方案。公司尚未正式确认交易。。交易解读：上涨主要由潜在并购溢价驱动；在正式要约或公司公告前，不能把传闻当作已达成交易。</w:t>
+      </w:r>
+    </w:p>
+    <w:p>
+      <w:pPr>
+        <w:spacing w:after="120" w:line="276" w:lineRule="auto"/>
+      </w:pPr>
+      <w:r>
+        <w:t>GDDY</w:t>
+      </w:r>
+      <w:r>
+        <w:t>（互联网服务/域名与主机，已确认财报）：</w:t>
+      </w:r>
+      <w:r>
+        <w:t>Q3</w:t>
+      </w:r>
+      <w:r>
+        <w:t xml:space="preserve"> EPS约2.08美元高于约1.90美元预期，收入约13.4亿美元；收入和预订量同比增长约6.0%和5.7%，同时持续大额回购。。交易解读：盈利和资本回报共同推动估值修复，属于公司事件，不代表软件板块全面走强。</w:t>
+      </w:r>
+    </w:p>
+    <w:p>
+      <w:pPr>
+        <w:spacing w:after="120" w:line="276" w:lineRule="auto"/>
+      </w:pPr>
+      <w:r>
+        <w:rPr>
+          <w:shd w:fill="E7E6E6"/>
+        </w:rPr>
+        <w:t>AMZN</w:t>
+      </w:r>
+      <w:r>
+        <w:t>（互联网平台/电商与云计算，已确认财报+市场解读）：AWS收入增长超过39%，但收入和EPS低于市场预期，自由现金流转为负424亿美元，AI基础设施投入显著上升且2027年资本开支仍将增加。。交易解读：仅下跌1.4%但成交约2.7倍均量，说明市场在强AWS增长与高资本强度之间激烈换手。</w:t>
+      </w:r>
     </w:p>
     <w:p>
       <w:pPr>
@@ -4893,7 +5016,7 @@
         <w:t>RDDT</w:t>
       </w:r>
       <w:r>
-        <w:t xml:space="preserve"> -29.32%（S&amp;P 500成分股（行业标签待核））；</w:t>
+        <w:t xml:space="preserve"> -29.32%（互联网平台/社交媒体）；</w:t>
       </w:r>
       <w:r>
         <w:rPr>
@@ -4902,43 +5025,43 @@
         <w:t>INTC</w:t>
       </w:r>
       <w:r>
-        <w:t xml:space="preserve"> -28.58%（单股异动（行业标签待核）；成交约4.33x均量）；</w:t>
+        <w:t xml:space="preserve"> -28.58%（半导体/CPU与晶圆制造；成交约4.33x均量）；</w:t>
       </w:r>
       <w:r>
         <w:t>ILMN</w:t>
       </w:r>
       <w:r>
-        <w:t xml:space="preserve"> -18.58%（S&amp;P 500成分股（行业标签待核））；</w:t>
+        <w:t xml:space="preserve"> -18.58%（生命科学工具/基因测序）；</w:t>
       </w:r>
       <w:r>
         <w:t>TWLO</w:t>
       </w:r>
       <w:r>
-        <w:t xml:space="preserve"> -15.23%（S&amp;P 500成分股（行业标签待核））；</w:t>
+        <w:t xml:space="preserve"> -15.23%（云通信/客户互动软件）；</w:t>
       </w:r>
       <w:r>
         <w:t>FDXF</w:t>
       </w:r>
       <w:r>
-        <w:t xml:space="preserve"> +14.71%（S&amp;P 500成分股（行业标签待核））；</w:t>
+        <w:t xml:space="preserve"> +14.71%（工业/零担货运）；</w:t>
       </w:r>
       <w:r>
         <w:t>REGN</w:t>
       </w:r>
       <w:r>
-        <w:t xml:space="preserve"> +13.49%（S&amp;P 500成分股（行业标签待核））；</w:t>
+        <w:t xml:space="preserve"> +13.49%（生物医药/创新药）；</w:t>
       </w:r>
       <w:r>
         <w:t>GPN</w:t>
       </w:r>
       <w:r>
-        <w:t xml:space="preserve"> +13.01%（S&amp;P 500成分股（行业标签待核））；</w:t>
+        <w:t xml:space="preserve"> +13.01%（金融科技/支付处理）；</w:t>
       </w:r>
       <w:r>
         <w:t>GDDY</w:t>
       </w:r>
       <w:r>
-        <w:t xml:space="preserve"> +10.62%（S&amp;P 500成分股（行业标签待核））；</w:t>
+        <w:t xml:space="preserve"> +10.62%（互联网服务/域名与主机）；</w:t>
       </w:r>
       <w:r>
         <w:rPr>
@@ -4947,7 +5070,85 @@
         <w:t>AMZN</w:t>
       </w:r>
       <w:r>
-        <w:t xml:space="preserve"> -1.41%（单股异动（行业标签待核）；成交约2.73x均量）。这些名字先记录为价格/成交异常，随后核对同日公告、研报、公司交流、行业数据或传闻原始出处；没有证据时保留“待验”，不把涨跌倒推成原因。</w:t>
+        <w:t xml:space="preserve"> -1.41%（互联网平台/电商与云计算；成交约2.73x均量）。本次已取得的同日归因为：</w:t>
+      </w:r>
+      <w:r>
+        <w:t>RDDT</w:t>
+      </w:r>
+      <w:r>
+        <w:t>（已确认财报+卖方反应）：Q3收入、利润和现金流仍强，但美国DAUq同比下降2%，高预期下市场转而惩罚本土用户增长与搜索流量风险；多家券商在财报后下调评级或目标价。；</w:t>
+      </w:r>
+      <w:r>
+        <w:rPr>
+          <w:shd w:fill="E7E6E6"/>
+        </w:rPr>
+        <w:t>INTC</w:t>
+      </w:r>
+      <w:r>
+        <w:t>（已确认财报）：Q3收入和EPS超预期，但Q4收入指引仅150亿至160亿美元、非GAAP EPS为0.25美元，并明确PC放缓至少持续至2027年上半年；近端指引、供给约束和持续资本投入压过当季增长。；</w:t>
+      </w:r>
+      <w:r>
+        <w:t>ILMN</w:t>
+      </w:r>
+      <w:r>
+        <w:t>（已确认财报+二手市场解读）：公司上调全年指引，但报告收入约11.3亿美元低于市场预期，关税退款影响了收入与利润口径，中国收入同比微降，市场将焦点放在核心增长速度和中国风险而非headline beat。；</w:t>
+      </w:r>
+      <w:r>
+        <w:t>TWLO</w:t>
+      </w:r>
+      <w:r>
+        <w:t>（已确认财报+二手市场解读）：当季收入与盈利好于预期，但约占六成收入的Messaging有机增速从18%降至17%，Q4有机收入增速指引仅11%至12%，显著低于Q3的16%。；</w:t>
+      </w:r>
+      <w:r>
+        <w:t>FDXF</w:t>
+      </w:r>
+      <w:r>
+        <w:t>（已确认财报）：独立上市后的四个月过渡期收入同比增长9.2%，调整后EPS约1.49美元，收益率改善和优于预期的业绩缓解了市场对货运需求疲软的担忧。；</w:t>
+      </w:r>
+      <w:r>
+        <w:t>REGN</w:t>
+      </w:r>
+      <w:r>
+        <w:t>（已确认财报）：Q3收入增长36%，Dupixent、</w:t>
+      </w:r>
+      <w:r>
+        <w:t>EYLEA</w:t>
+      </w:r>
+      <w:r>
+        <w:t xml:space="preserve"> HD和Libtayo销售分别增长35%、62%和51%，非GAAP EPS增长70%；与Sanofi扩展合作带来10亿美元预付款及最高70亿美元里程碑潜力。；</w:t>
+      </w:r>
+      <w:r>
+        <w:t>GPN</w:t>
+      </w:r>
+      <w:r>
+        <w:t>（媒体传闻）：二手报道援引Financial Times称，</w:t>
+      </w:r>
+      <w:r>
+        <w:t>CD</w:t>
+      </w:r>
+      <w:r>
+        <w:t>&amp;R正与GPN最大外部股东GTCR研究约400亿美元的私有化方案。公司尚未正式确认交易。；</w:t>
+      </w:r>
+      <w:r>
+        <w:t>GDDY</w:t>
+      </w:r>
+      <w:r>
+        <w:t>（已确认财报）：</w:t>
+      </w:r>
+      <w:r>
+        <w:t>Q3</w:t>
+      </w:r>
+      <w:r>
+        <w:t xml:space="preserve"> EPS约2.08美元高于约1.90美元预期，收入约13.4亿美元；收入和预订量同比增长约6.0%和5.7%，同时持续大额回购。；</w:t>
+      </w:r>
+      <w:r>
+        <w:rPr>
+          <w:shd w:fill="E7E6E6"/>
+        </w:rPr>
+        <w:t>AMZN</w:t>
+      </w:r>
+      <w:r>
+        <w:t>（已确认财报+市场解读）：AWS收入增长超过39%，但收入和EPS低于市场预期，自由现金流转为负424亿美元，AI基础设施投入显著上升且2027年资本开支仍将增加。。未取得证据的名字只记录价格/成交异常，不把涨跌倒推成原因。</w:t>
       </w:r>
     </w:p>
     <w:p>
@@ -6240,7 +6441,7 @@
                 <w:color w:val="141414"/>
                 <w:sz w:val="16"/>
               </w:rPr>
-              <w:t>S&amp;P 500成分股（行业标签待核） -29.32%</w:t>
+              <w:t>互联网平台/社交媒体 -29.32%</w:t>
             </w:r>
           </w:p>
         </w:tc>
@@ -6292,7 +6493,7 @@
                 <w:color w:val="141414"/>
                 <w:sz w:val="16"/>
               </w:rPr>
-              <w:t>当日价格/成交异常；需用同日公告、研报、交流或产业数据确认原因</w:t>
+              <w:t>Q3收入、利润和现金流仍强，但美国DAUq同比下降2%，高预期下市场转而惩罚本土用户增长与搜索流量风险；多家券商在财报后下调评级或目标价。</w:t>
             </w:r>
           </w:p>
         </w:tc>
@@ -6351,7 +6552,7 @@
                 <w:color w:val="141414"/>
                 <w:sz w:val="16"/>
               </w:rPr>
-              <w:t>单股异动（行业标签待核） -28.58%</w:t>
+              <w:t>半导体/CPU与晶圆制造 -28.58%</w:t>
             </w:r>
           </w:p>
         </w:tc>
@@ -6403,7 +6604,7 @@
                 <w:color w:val="141414"/>
                 <w:sz w:val="16"/>
               </w:rPr>
-              <w:t>当日价格/成交异常；需用同日公告、研报、交流或产业数据确认原因</w:t>
+              <w:t>Q3收入和EPS超预期，但Q4收入指引仅150亿至160亿美元、非GAAP EPS为0.25美元，并明确PC放缓至少持续至2027年上半年；近端指引、供给约束和持续资本投入压过当季增长。</w:t>
             </w:r>
           </w:p>
         </w:tc>
@@ -6462,7 +6663,7 @@
                 <w:color w:val="141414"/>
                 <w:sz w:val="16"/>
               </w:rPr>
-              <w:t>S&amp;P 500成分股（行业标签待核） -18.58%</w:t>
+              <w:t>生命科学工具/基因测序 -18.58%</w:t>
             </w:r>
           </w:p>
         </w:tc>
@@ -6514,7 +6715,7 @@
                 <w:color w:val="141414"/>
                 <w:sz w:val="16"/>
               </w:rPr>
-              <w:t>当日价格/成交异常；需用同日公告、研报、交流或产业数据确认原因</w:t>
+              <w:t>公司上调全年指引，但报告收入约11.3亿美元低于市场预期，关税退款影响了收入与利润口径，中国收入同比微降，市场将焦点放在核心增长速度和中国风险而非headline beat。</w:t>
             </w:r>
           </w:p>
         </w:tc>
@@ -6573,7 +6774,7 @@
                 <w:color w:val="141414"/>
                 <w:sz w:val="16"/>
               </w:rPr>
-              <w:t>S&amp;P 500成分股（行业标签待核） -15.23%</w:t>
+              <w:t>云通信/客户互动软件 -15.23%</w:t>
             </w:r>
           </w:p>
         </w:tc>
@@ -6625,7 +6826,7 @@
                 <w:color w:val="141414"/>
                 <w:sz w:val="16"/>
               </w:rPr>
-              <w:t>当日价格/成交异常；需用同日公告、研报、交流或产业数据确认原因</w:t>
+              <w:t>当季收入与盈利好于预期，但约占六成收入的Messaging有机增速从18%降至17%，Q4有机收入增速指引仅11%至12%，显著低于Q3的16%。</w:t>
             </w:r>
           </w:p>
         </w:tc>
@@ -6684,7 +6885,7 @@
                 <w:color w:val="141414"/>
                 <w:sz w:val="16"/>
               </w:rPr>
-              <w:t>单股异动（行业标签待核） -1.41%</w:t>
+              <w:t>互联网平台/电商与云计算 -1.41%</w:t>
             </w:r>
           </w:p>
         </w:tc>
@@ -6736,7 +6937,7 @@
                 <w:color w:val="141414"/>
                 <w:sz w:val="16"/>
               </w:rPr>
-              <w:t>当日价格/成交异常；需用同日公告、研报、交流或产业数据确认原因</w:t>
+              <w:t>AWS收入增长超过39%，但收入和EPS低于市场预期，自由现金流转为负424亿美元，AI基础设施投入显著上升且2027年资本开支仍将增加。</w:t>
             </w:r>
           </w:p>
         </w:tc>
@@ -7076,7 +7277,7 @@
                 <w:color w:val="141414"/>
                 <w:sz w:val="16"/>
               </w:rPr>
-              <w:t>不可得</w:t>
+              <w:t>2026-11-06</w:t>
             </w:r>
           </w:p>
         </w:tc>
@@ -7102,7 +7303,7 @@
                 <w:color w:val="141414"/>
                 <w:sz w:val="16"/>
               </w:rPr>
-              <w:t>nan</w:t>
+              <w:t>1.61</w:t>
             </w:r>
           </w:p>
         </w:tc>
@@ -7128,7 +7329,7 @@
                 <w:color w:val="141414"/>
                 <w:sz w:val="16"/>
               </w:rPr>
-              <w:t>nan%</w:t>
+              <w:t>11.3%</w:t>
             </w:r>
           </w:p>
         </w:tc>
@@ -7154,7 +7355,7 @@
                 <w:color w:val="141414"/>
                 <w:sz w:val="16"/>
               </w:rPr>
-              <w:t>source unavailable</w:t>
+              <w:t>无阈值报警</w:t>
             </w:r>
           </w:p>
         </w:tc>
@@ -7484,7 +7685,7 @@
                 <w:color w:val="141414"/>
                 <w:sz w:val="16"/>
               </w:rPr>
-              <w:t>2026-11-06</w:t>
+              <w:t>不可得</w:t>
             </w:r>
           </w:p>
         </w:tc>
@@ -7510,7 +7711,7 @@
                 <w:color w:val="141414"/>
                 <w:sz w:val="16"/>
               </w:rPr>
-              <w:t>1.23</w:t>
+              <w:t>nan</w:t>
             </w:r>
           </w:p>
         </w:tc>
@@ -7536,7 +7737,7 @@
                 <w:color w:val="141414"/>
                 <w:sz w:val="16"/>
               </w:rPr>
-              <w:t>12.4%</w:t>
+              <w:t>nan%</w:t>
             </w:r>
           </w:p>
         </w:tc>
@@ -7562,7 +7763,7 @@
                 <w:color w:val="141414"/>
                 <w:sz w:val="16"/>
               </w:rPr>
-              <w:t>无阈值报警</w:t>
+              <w:t>source unavailable</w:t>
             </w:r>
           </w:p>
         </w:tc>
@@ -8436,7 +8637,7 @@
                 <w:color w:val="141414"/>
                 <w:sz w:val="16"/>
               </w:rPr>
-              <w:t>2026-11-06</w:t>
+              <w:t>不可得</w:t>
             </w:r>
           </w:p>
         </w:tc>
@@ -8462,7 +8663,7 @@
                 <w:color w:val="141414"/>
                 <w:sz w:val="16"/>
               </w:rPr>
-              <w:t>2.63</w:t>
+              <w:t>nan</w:t>
             </w:r>
           </w:p>
         </w:tc>
@@ -8488,7 +8689,7 @@
                 <w:color w:val="141414"/>
                 <w:sz w:val="16"/>
               </w:rPr>
-              <w:t>12.7%</w:t>
+              <w:t>nan%</w:t>
             </w:r>
           </w:p>
         </w:tc>
@@ -8514,7 +8715,7 @@
                 <w:color w:val="141414"/>
                 <w:sz w:val="16"/>
               </w:rPr>
-              <w:t>strike-concentration</w:t>
+              <w:t>source unavailable</w:t>
             </w:r>
           </w:p>
         </w:tc>
@@ -8547,6 +8748,142 @@
                 <w:sz w:val="16"/>
               </w:rPr>
               <w:t>TWST</w:t>
+            </w:r>
+          </w:p>
+        </w:tc>
+        <w:tc>
+          <w:tcPr>
+            <w:tcW w:type="dxa" w:w="1656"/>
+            <w:vAlign w:val="center"/>
+            <w:shd w:fill="FFFFFF"/>
+            <w:tcMar>
+              <w:top w:w="90" w:type="dxa"/>
+              <w:start w:w="90" w:type="dxa"/>
+              <w:bottom w:w="90" w:type="dxa"/>
+              <w:end w:w="90" w:type="dxa"/>
+            </w:tcMar>
+          </w:tcPr>
+          <w:p>
+            <w:pPr>
+              <w:spacing w:before="60" w:after="60" w:line="240" w:lineRule="auto"/>
+            </w:pPr>
+            <w:r>
+              <w:rPr>
+                <w:b w:val="0"/>
+                <w:color w:val="141414"/>
+                <w:sz w:val="16"/>
+              </w:rPr>
+              <w:t>2026-11-20</w:t>
+            </w:r>
+          </w:p>
+        </w:tc>
+        <w:tc>
+          <w:tcPr>
+            <w:tcW w:type="dxa" w:w="1800"/>
+            <w:vAlign w:val="center"/>
+            <w:shd w:fill="FFFFFF"/>
+            <w:tcMar>
+              <w:top w:w="90" w:type="dxa"/>
+              <w:start w:w="90" w:type="dxa"/>
+              <w:bottom w:w="90" w:type="dxa"/>
+              <w:end w:w="90" w:type="dxa"/>
+            </w:tcMar>
+          </w:tcPr>
+          <w:p>
+            <w:pPr>
+              <w:spacing w:before="60" w:after="60" w:line="240" w:lineRule="auto"/>
+            </w:pPr>
+            <w:r>
+              <w:rPr>
+                <w:b w:val="0"/>
+                <w:color w:val="141414"/>
+                <w:sz w:val="16"/>
+              </w:rPr>
+              <w:t>2.82</w:t>
+            </w:r>
+          </w:p>
+        </w:tc>
+        <w:tc>
+          <w:tcPr>
+            <w:tcW w:type="dxa" w:w="2016"/>
+            <w:vAlign w:val="center"/>
+            <w:shd w:fill="FFFFFF"/>
+            <w:tcMar>
+              <w:top w:w="90" w:type="dxa"/>
+              <w:start w:w="90" w:type="dxa"/>
+              <w:bottom w:w="90" w:type="dxa"/>
+              <w:end w:w="90" w:type="dxa"/>
+            </w:tcMar>
+          </w:tcPr>
+          <w:p>
+            <w:pPr>
+              <w:spacing w:before="60" w:after="60" w:line="240" w:lineRule="auto"/>
+            </w:pPr>
+            <w:r>
+              <w:rPr>
+                <w:b w:val="0"/>
+                <w:color w:val="141414"/>
+                <w:sz w:val="16"/>
+              </w:rPr>
+              <w:t>39.8%</w:t>
+            </w:r>
+          </w:p>
+        </w:tc>
+        <w:tc>
+          <w:tcPr>
+            <w:tcW w:type="dxa" w:w="2880"/>
+            <w:vAlign w:val="center"/>
+            <w:shd w:fill="FFFFFF"/>
+            <w:tcMar>
+              <w:top w:w="90" w:type="dxa"/>
+              <w:start w:w="90" w:type="dxa"/>
+              <w:bottom w:w="90" w:type="dxa"/>
+              <w:end w:w="90" w:type="dxa"/>
+            </w:tcMar>
+          </w:tcPr>
+          <w:p>
+            <w:pPr>
+              <w:spacing w:before="60" w:after="60" w:line="240" w:lineRule="auto"/>
+            </w:pPr>
+            <w:r>
+              <w:rPr>
+                <w:b w:val="0"/>
+                <w:color w:val="141414"/>
+                <w:sz w:val="16"/>
+              </w:rPr>
+              <w:t>put-heavy, strike-concentration</w:t>
+            </w:r>
+          </w:p>
+        </w:tc>
+      </w:tr>
+      <w:tr>
+        <w:trPr>
+          <w:cantSplit/>
+        </w:trPr>
+        <w:tc>
+          <w:tcPr>
+            <w:tcW w:type="dxa" w:w="1080"/>
+            <w:vAlign w:val="center"/>
+            <w:shd w:fill="FFFFFF"/>
+            <w:tcMar>
+              <w:top w:w="90" w:type="dxa"/>
+              <w:start w:w="90" w:type="dxa"/>
+              <w:bottom w:w="90" w:type="dxa"/>
+              <w:end w:w="90" w:type="dxa"/>
+            </w:tcMar>
+          </w:tcPr>
+          <w:p>
+            <w:pPr>
+              <w:spacing w:before="60" w:after="60" w:line="240" w:lineRule="auto"/>
+              <w:jc w:val="center"/>
+            </w:pPr>
+            <w:r>
+              <w:rPr>
+                <w:b w:val="0"/>
+                <w:color w:val="141414"/>
+                <w:sz w:val="16"/>
+              </w:rPr>
+              <w:t>CRDO</w:t>
             </w:r>
           </w:p>
         </w:tc>
@@ -8682,7 +9019,7 @@
                 <w:color w:val="141414"/>
                 <w:sz w:val="16"/>
               </w:rPr>
-              <w:t>CRDO</w:t>
+              <w:t>MRVL</w:t>
             </w:r>
           </w:p>
         </w:tc>
@@ -8734,7 +9071,7 @@
                 <w:color w:val="141414"/>
                 <w:sz w:val="16"/>
               </w:rPr>
-              <w:t>1.15</w:t>
+              <w:t>1.26</w:t>
             </w:r>
           </w:p>
         </w:tc>
@@ -8760,7 +9097,7 @@
                 <w:color w:val="141414"/>
                 <w:sz w:val="16"/>
               </w:rPr>
-              <w:t>10.4%</w:t>
+              <w:t>9.4%</w:t>
             </w:r>
           </w:p>
         </w:tc>
@@ -8786,143 +9123,7 @@
                 <w:color w:val="141414"/>
                 <w:sz w:val="16"/>
               </w:rPr>
-              <w:t>无阈值报警</w:t>
-            </w:r>
-          </w:p>
-        </w:tc>
-      </w:tr>
-      <w:tr>
-        <w:trPr>
-          <w:cantSplit/>
-        </w:trPr>
-        <w:tc>
-          <w:tcPr>
-            <w:tcW w:type="dxa" w:w="1080"/>
-            <w:vAlign w:val="center"/>
-            <w:shd w:fill="FFFFFF"/>
-            <w:tcMar>
-              <w:top w:w="90" w:type="dxa"/>
-              <w:start w:w="90" w:type="dxa"/>
-              <w:bottom w:w="90" w:type="dxa"/>
-              <w:end w:w="90" w:type="dxa"/>
-            </w:tcMar>
-          </w:tcPr>
-          <w:p>
-            <w:pPr>
-              <w:spacing w:before="60" w:after="60" w:line="240" w:lineRule="auto"/>
-              <w:jc w:val="center"/>
-            </w:pPr>
-            <w:r>
-              <w:rPr>
-                <w:b w:val="0"/>
-                <w:color w:val="141414"/>
-                <w:sz w:val="16"/>
-              </w:rPr>
-              <w:t>MRVL</w:t>
-            </w:r>
-          </w:p>
-        </w:tc>
-        <w:tc>
-          <w:tcPr>
-            <w:tcW w:type="dxa" w:w="1656"/>
-            <w:vAlign w:val="center"/>
-            <w:shd w:fill="FFFFFF"/>
-            <w:tcMar>
-              <w:top w:w="90" w:type="dxa"/>
-              <w:start w:w="90" w:type="dxa"/>
-              <w:bottom w:w="90" w:type="dxa"/>
-              <w:end w:w="90" w:type="dxa"/>
-            </w:tcMar>
-          </w:tcPr>
-          <w:p>
-            <w:pPr>
-              <w:spacing w:before="60" w:after="60" w:line="240" w:lineRule="auto"/>
-            </w:pPr>
-            <w:r>
-              <w:rPr>
-                <w:b w:val="0"/>
-                <w:color w:val="141414"/>
-                <w:sz w:val="16"/>
-              </w:rPr>
-              <w:t>不可得</w:t>
-            </w:r>
-          </w:p>
-        </w:tc>
-        <w:tc>
-          <w:tcPr>
-            <w:tcW w:type="dxa" w:w="1800"/>
-            <w:vAlign w:val="center"/>
-            <w:shd w:fill="FFFFFF"/>
-            <w:tcMar>
-              <w:top w:w="90" w:type="dxa"/>
-              <w:start w:w="90" w:type="dxa"/>
-              <w:bottom w:w="90" w:type="dxa"/>
-              <w:end w:w="90" w:type="dxa"/>
-            </w:tcMar>
-          </w:tcPr>
-          <w:p>
-            <w:pPr>
-              <w:spacing w:before="60" w:after="60" w:line="240" w:lineRule="auto"/>
-            </w:pPr>
-            <w:r>
-              <w:rPr>
-                <w:b w:val="0"/>
-                <w:color w:val="141414"/>
-                <w:sz w:val="16"/>
-              </w:rPr>
-              <w:t>nan</w:t>
-            </w:r>
-          </w:p>
-        </w:tc>
-        <w:tc>
-          <w:tcPr>
-            <w:tcW w:type="dxa" w:w="2016"/>
-            <w:vAlign w:val="center"/>
-            <w:shd w:fill="FFFFFF"/>
-            <w:tcMar>
-              <w:top w:w="90" w:type="dxa"/>
-              <w:start w:w="90" w:type="dxa"/>
-              <w:bottom w:w="90" w:type="dxa"/>
-              <w:end w:w="90" w:type="dxa"/>
-            </w:tcMar>
-          </w:tcPr>
-          <w:p>
-            <w:pPr>
-              <w:spacing w:before="60" w:after="60" w:line="240" w:lineRule="auto"/>
-            </w:pPr>
-            <w:r>
-              <w:rPr>
-                <w:b w:val="0"/>
-                <w:color w:val="141414"/>
-                <w:sz w:val="16"/>
-              </w:rPr>
-              <w:t>nan%</w:t>
-            </w:r>
-          </w:p>
-        </w:tc>
-        <w:tc>
-          <w:tcPr>
-            <w:tcW w:type="dxa" w:w="2880"/>
-            <w:vAlign w:val="center"/>
-            <w:shd w:fill="FFFFFF"/>
-            <w:tcMar>
-              <w:top w:w="90" w:type="dxa"/>
-              <w:start w:w="90" w:type="dxa"/>
-              <w:bottom w:w="90" w:type="dxa"/>
-              <w:end w:w="90" w:type="dxa"/>
-            </w:tcMar>
-          </w:tcPr>
-          <w:p>
-            <w:pPr>
-              <w:spacing w:before="60" w:after="60" w:line="240" w:lineRule="auto"/>
-            </w:pPr>
-            <w:r>
-              <w:rPr>
-                <w:b w:val="0"/>
-                <w:color w:val="141414"/>
-                <w:sz w:val="16"/>
-              </w:rPr>
-              <w:t>source unavailable</w:t>
+              <w:t>strike-concentration</w:t>
             </w:r>
           </w:p>
         </w:tc>
@@ -9077,7 +9278,7 @@
       <w:r>
         <w:drawing>
           <wp:inline xmlns:a="http://schemas.openxmlformats.org/drawingml/2006/main" xmlns:pic="http://schemas.openxmlformats.org/drawingml/2006/picture">
-            <wp:extent cx="5806440" cy="3915895"/>
+            <wp:extent cx="5806440" cy="4152624"/>
             <wp:docPr id="25" name="Picture 25"/>
             <wp:cNvGraphicFramePr>
               <a:graphicFrameLocks noChangeAspect="1"/>
@@ -9098,7 +9299,7 @@
                   <pic:spPr>
                     <a:xfrm>
                       <a:off x="0" y="0"/>
-                      <a:ext cx="5806440" cy="3915895"/>
+                      <a:ext cx="5806440" cy="4152624"/>
                     </a:xfrm>
                     <a:prstGeom prst="rect"/>
                   </pic:spPr>
@@ -9119,7 +9320,7 @@
           <w:color w:val="555555"/>
           <w:sz w:val="17"/>
         </w:rPr>
-        <w:t>图：公开期权链异常扫描。来源/口径：Nasdaq public option-chain endpoint；检查时点 2026-10-31T01:10:55-04:00；无执行方向确认。。</w:t>
+        <w:t>图：公开期权链异常扫描。来源/口径：Nasdaq public option-chain endpoint；检查时点 2026-10-31T01:18:23-04:00；无执行方向确认。。</w:t>
       </w:r>
     </w:p>
     <w:p>
@@ -9133,15 +9334,6 @@
         <w:rPr>
           <w:shd w:fill="E7E6E6"/>
         </w:rPr>
-        <w:t>LITE</w:t>
-      </w:r>
-      <w:r>
-        <w:t xml:space="preserve">, </w:t>
-      </w:r>
-      <w:r>
-        <w:rPr>
-          <w:shd w:fill="E7E6E6"/>
-        </w:rPr>
         <w:t>COHR</w:t>
       </w:r>
       <w:r>
@@ -9160,6 +9352,15 @@
         <w:rPr>
           <w:shd w:fill="E7E6E6"/>
         </w:rPr>
+        <w:t>AAOI</w:t>
+      </w:r>
+      <w:r>
+        <w:t xml:space="preserve">, </w:t>
+      </w:r>
+      <w:r>
+        <w:rPr>
+          <w:shd w:fill="E7E6E6"/>
+        </w:rPr>
         <w:t>MU</w:t>
       </w:r>
       <w:r>
@@ -9218,6 +9419,15 @@
       </w:r>
       <w:r>
         <w:t>TWST</w:t>
+      </w:r>
+      <w:r>
+        <w:t xml:space="preserve">, </w:t>
+      </w:r>
+      <w:r>
+        <w:rPr>
+          <w:shd w:fill="E7E6E6"/>
+        </w:rPr>
+        <w:t>CRDO</w:t>
       </w:r>
       <w:r>
         <w:t xml:space="preserve">, </w:t>
@@ -9269,7 +9479,7 @@
       <w:r>
         <w:drawing>
           <wp:inline xmlns:a="http://schemas.openxmlformats.org/drawingml/2006/main" xmlns:pic="http://schemas.openxmlformats.org/drawingml/2006/picture">
-            <wp:extent cx="5806440" cy="1989574"/>
+            <wp:extent cx="5806440" cy="1990687"/>
             <wp:docPr id="26" name="Picture 26"/>
             <wp:cNvGraphicFramePr>
               <a:graphicFrameLocks noChangeAspect="1"/>
@@ -9290,7 +9500,7 @@
                   <pic:spPr>
                     <a:xfrm>
                       <a:off x="0" y="0"/>
-                      <a:ext cx="5806440" cy="1989574"/>
+                      <a:ext cx="5806440" cy="1990687"/>
                     </a:xfrm>
                     <a:prstGeom prst="rect"/>
                   </pic:spPr>
@@ -10543,7 +10753,7 @@
       <w:hyperlink r:id="rId37">
         <w:r>
           <w:rPr/>
-          <w:t>AP market recap（指数、板块与个股收盘摘要）</w:t>
+          <w:t>AP 2026-10-30 美股收盘综述</w:t>
         </w:r>
       </w:hyperlink>
     </w:p>
@@ -10551,7 +10761,7 @@
       <w:hyperlink r:id="rId38">
         <w:r>
           <w:rPr/>
-          <w:t>Meta 官方：Muse Wonder / Muse Wonder Full</w:t>
+          <w:t>RDDT：Reddit Q3 2026 官方业绩</w:t>
         </w:r>
       </w:hyperlink>
     </w:p>
@@ -10559,7 +10769,7 @@
       <w:hyperlink r:id="rId39">
         <w:r>
           <w:rPr/>
-          <w:t>Broadcom CEO AI 预期相关二手报道</w:t>
+          <w:t>RDDT：Finviz 当日卖方行动汇总</w:t>
         </w:r>
       </w:hyperlink>
     </w:p>
@@ -10567,7 +10777,7 @@
       <w:hyperlink r:id="rId40">
         <w:r>
           <w:rPr/>
-          <w:t>Nasdaq public option chain example: LITE</w:t>
+          <w:t>INTC：Intel Q3 2026 官方业绩</w:t>
         </w:r>
       </w:hyperlink>
     </w:p>
@@ -10575,7 +10785,7 @@
       <w:hyperlink r:id="rId41">
         <w:r>
           <w:rPr/>
-          <w:t>Yahoo Finance Chart API example: SPY</w:t>
+          <w:t>ILMN：Illumina Q3 2026 官方业绩</w:t>
         </w:r>
       </w:hyperlink>
     </w:p>
@@ -10583,7 +10793,79 @@
       <w:hyperlink r:id="rId42">
         <w:r>
           <w:rPr/>
-          <w:t>BLS October 2026 release schedule</w:t>
+          <w:t>ILMN：当日市场解读</w:t>
+        </w:r>
+      </w:hyperlink>
+    </w:p>
+    <w:p>
+      <w:hyperlink r:id="rId43">
+        <w:r>
+          <w:rPr/>
+          <w:t>TWLO：Twilio Q3 2026 官方业绩</w:t>
+        </w:r>
+      </w:hyperlink>
+    </w:p>
+    <w:p>
+      <w:hyperlink r:id="rId44">
+        <w:r>
+          <w:rPr/>
+          <w:t>TWLO：当日市场解读</w:t>
+        </w:r>
+      </w:hyperlink>
+    </w:p>
+    <w:p>
+      <w:hyperlink r:id="rId45">
+        <w:r>
+          <w:rPr/>
+          <w:t>FDXF：FedEx Freight 过渡期官方业绩</w:t>
+        </w:r>
+      </w:hyperlink>
+    </w:p>
+    <w:p>
+      <w:hyperlink r:id="rId46">
+        <w:r>
+          <w:rPr/>
+          <w:t>REGN：Regeneron Q3 2026 官方业绩</w:t>
+        </w:r>
+      </w:hyperlink>
+    </w:p>
+    <w:p>
+      <w:hyperlink r:id="rId47">
+        <w:r>
+          <w:rPr/>
+          <w:t>GPN：潜在私有化二手报道</w:t>
+        </w:r>
+      </w:hyperlink>
+    </w:p>
+    <w:p>
+      <w:hyperlink r:id="rId48">
+        <w:r>
+          <w:rPr/>
+          <w:t>GDDY：GoDaddy Q3 2026 官方投资者页面</w:t>
+        </w:r>
+      </w:hyperlink>
+    </w:p>
+    <w:p>
+      <w:hyperlink r:id="rId49">
+        <w:r>
+          <w:rPr/>
+          <w:t>AMZN：Amazon Q3 2026 官方业绩</w:t>
+        </w:r>
+      </w:hyperlink>
+    </w:p>
+    <w:p>
+      <w:hyperlink r:id="rId50">
+        <w:r>
+          <w:rPr/>
+          <w:t>Nasdaq public option chain example: LITE</w:t>
+        </w:r>
+      </w:hyperlink>
+    </w:p>
+    <w:p>
+      <w:hyperlink r:id="rId51">
+        <w:r>
+          <w:rPr/>
+          <w:t>Yahoo Finance Chart API example: SPY</w:t>
         </w:r>
       </w:hyperlink>
     </w:p>

--- a/reports/us_market_recap_2026-10-31_BJT_us_2026-10-30_final.docx
+++ b/reports/us_market_recap_2026-10-31_BJT_us_2026-10-30_final.docx
@@ -30,7 +30,7 @@
         <w:rPr>
           <w:highlight w:val="yellow"/>
         </w:rPr>
-        <w:t xml:space="preserve">结论先行：指数表现为道指 -1.09%、标普500 -1.82%、纳指 -2.86%、Russell 2000 -1.66%；S&amp;P 500 广度为上涨 228、下跌 274，涨跌比 0.83。板块当日相对强弱由 </w:t>
+        <w:t xml:space="preserve">结论先行：指数表现为道指 -1.09%、标普500 -1.82%、纳指 -2.86%、Russell 2000 -1.66%；S&amp;P 500 广度为上涨 226、下跌 277，涨跌比 0.82。板块当日相对强弱由 </w:t>
       </w:r>
       <w:r>
         <w:rPr>
@@ -1112,7 +1112,7 @@
       <w:r>
         <w:drawing>
           <wp:inline xmlns:a="http://schemas.openxmlformats.org/drawingml/2006/main" xmlns:pic="http://schemas.openxmlformats.org/drawingml/2006/picture">
-            <wp:extent cx="5349240" cy="2577225"/>
+            <wp:extent cx="4709160" cy="2268839"/>
             <wp:docPr id="1" name="Picture 1"/>
             <wp:cNvGraphicFramePr>
               <a:graphicFrameLocks noChangeAspect="1"/>
@@ -1133,7 +1133,7 @@
                   <pic:spPr>
                     <a:xfrm>
                       <a:off x="0" y="0"/>
-                      <a:ext cx="5349240" cy="2577225"/>
+                      <a:ext cx="4709160" cy="2268839"/>
                     </a:xfrm>
                     <a:prstGeom prst="rect"/>
                   </pic:spPr>
@@ -1216,7 +1216,7 @@
         <w:t>SOXX</w:t>
       </w:r>
       <w:r>
-        <w:t xml:space="preserve">（半导体）-8.24%；上涨占比 45.3%。需要把 </w:t>
+        <w:t xml:space="preserve">（半导体）-8.24%；上涨占比 44.9%。需要把 </w:t>
       </w:r>
       <w:r>
         <w:t>ETF</w:t>
@@ -1548,7 +1548,7 @@
         <w:t>RDDT</w:t>
       </w:r>
       <w:r>
-        <w:t>（互联网平台/社交媒体）-29.32%、</w:t>
+        <w:t>（互联网平台/社交媒体）-29.22%、</w:t>
       </w:r>
       <w:r>
         <w:rPr>
@@ -1563,37 +1563,37 @@
         <w:t>ILMN</w:t>
       </w:r>
       <w:r>
-        <w:t>（生命科学工具/基因测序）-18.58%、</w:t>
+        <w:t>（生命科学工具/基因测序）-18.64%、</w:t>
       </w:r>
       <w:r>
         <w:t>TWLO</w:t>
       </w:r>
       <w:r>
-        <w:t>（云通信/客户互动软件）-15.23%、</w:t>
+        <w:t>（云通信/客户互动软件）-15.24%、</w:t>
       </w:r>
       <w:r>
         <w:t>FDXF</w:t>
       </w:r>
       <w:r>
-        <w:t>（工业/零担货运）+14.71%、</w:t>
+        <w:t>（工业/零担货运）+14.91%、</w:t>
       </w:r>
       <w:r>
         <w:t>REGN</w:t>
       </w:r>
       <w:r>
-        <w:t>（生物医药/创新药）+13.49%、</w:t>
+        <w:t>（生物医药/创新药）+13.33%、</w:t>
       </w:r>
       <w:r>
         <w:t>GPN</w:t>
       </w:r>
       <w:r>
-        <w:t>（金融科技/支付处理）+13.01%、</w:t>
+        <w:t>（金融科技/支付处理）+12.97%、</w:t>
       </w:r>
       <w:r>
         <w:t>GDDY</w:t>
       </w:r>
       <w:r>
-        <w:t>（互联网服务/域名与主机）+10.62%、</w:t>
+        <w:t>（互联网服务/域名与主机）+10.72%、</w:t>
       </w:r>
       <w:r>
         <w:rPr>
@@ -3197,7 +3197,7 @@
         <w:t>AI</w:t>
       </w:r>
       <w:r>
-        <w:t xml:space="preserve"> Applications 1D -2.55pp / 5D +7.63pp / 20D -7.69pp（CONFIRMED）；High Beta - Low Vol 1D -4.67pp / 5D +1.12pp / 20D -16.03pp（CONFIRMED）；Small Cap - Large Cap 1D +0.13pp / 5D +1.86pp / 20D +1.03pp（UNCLEAR）。上涨占比 45.3%，因此需把指数方向、横截面参与度和 1D/5D/20D 持续性分开判断；不能用单日价差直接替代资金流。</w:t>
+        <w:t xml:space="preserve"> Applications 1D -2.55pp / 5D +7.63pp / 20D -7.69pp（CONFIRMED）；High Beta - Low Vol 1D -4.67pp / 5D +1.12pp / 20D -16.03pp（CONFIRMED）；Small Cap - Large Cap 1D +0.13pp / 5D +1.86pp / 20D +1.03pp（UNCLEAR）。上涨占比 44.9%，因此需把指数方向、横截面参与度和 1D/5D/20D 持续性分开判断；不能用单日价差直接替代资金流。</w:t>
       </w:r>
     </w:p>
     <w:p>
@@ -3267,7 +3267,7 @@
         <w:spacing w:after="120" w:line="276" w:lineRule="auto"/>
       </w:pPr>
       <w:r>
-        <w:t>广度：上涨 228、下跌 274、不变 1，上涨占比 45.3%，涨跌比 0.83；252日新高 41、新低 5。这不是“全市场风险关闭”，而是指数权重和主题结构在切换。</w:t>
+        <w:t>广度：上涨 226、下跌 277、不变 0，上涨占比 44.9%，涨跌比 0.82；252日新高 42、新低 5。这不是“全市场风险关闭”，而是指数权重和主题结构在切换。</w:t>
       </w:r>
       <w:r>
         <w:rPr>
@@ -3827,7 +3827,7 @@
                 <w:color w:val="141414"/>
                 <w:sz w:val="16"/>
               </w:rPr>
-              <w:t>互联网平台/社交媒体；价格 -29.32%；相对SPY -27.55pp；成交不可得</w:t>
+              <w:t>互联网平台/社交媒体；价格 -29.22%；相对SPY -27.45pp；成交不可得</w:t>
             </w:r>
           </w:p>
         </w:tc>
@@ -4049,7 +4049,7 @@
                 <w:color w:val="141414"/>
                 <w:sz w:val="16"/>
               </w:rPr>
-              <w:t>生命科学工具/基因测序；价格 -18.58%；相对SPY -16.81pp；成交不可得</w:t>
+              <w:t>生命科学工具/基因测序；价格 -18.64%；相对SPY -16.87pp；成交不可得</w:t>
             </w:r>
           </w:p>
         </w:tc>
@@ -4160,7 +4160,7 @@
                 <w:color w:val="141414"/>
                 <w:sz w:val="16"/>
               </w:rPr>
-              <w:t>云通信/客户互动软件；价格 -15.23%；相对SPY -13.46pp；成交不可得</w:t>
+              <w:t>云通信/客户互动软件；价格 -15.24%；相对SPY -13.47pp；成交不可得</w:t>
             </w:r>
           </w:p>
         </w:tc>
@@ -4271,7 +4271,7 @@
                 <w:color w:val="141414"/>
                 <w:sz w:val="16"/>
               </w:rPr>
-              <w:t>工业/零担货运；价格 +14.71%；相对SPY +16.48pp；成交不可得</w:t>
+              <w:t>工业/零担货运；价格 +14.91%；相对SPY +16.68pp；成交不可得</w:t>
             </w:r>
           </w:p>
         </w:tc>
@@ -4382,7 +4382,7 @@
                 <w:color w:val="141414"/>
                 <w:sz w:val="16"/>
               </w:rPr>
-              <w:t>生物医药/创新药；价格 +13.49%；相对SPY +15.26pp；成交不可得</w:t>
+              <w:t>生物医药/创新药；价格 +13.33%；相对SPY +15.10pp；成交不可得</w:t>
             </w:r>
           </w:p>
         </w:tc>
@@ -5016,7 +5016,7 @@
         <w:t>RDDT</w:t>
       </w:r>
       <w:r>
-        <w:t xml:space="preserve"> -29.32%（互联网平台/社交媒体）；</w:t>
+        <w:t xml:space="preserve"> -29.22%（互联网平台/社交媒体）；</w:t>
       </w:r>
       <w:r>
         <w:rPr>
@@ -5031,37 +5031,37 @@
         <w:t>ILMN</w:t>
       </w:r>
       <w:r>
-        <w:t xml:space="preserve"> -18.58%（生命科学工具/基因测序）；</w:t>
+        <w:t xml:space="preserve"> -18.64%（生命科学工具/基因测序）；</w:t>
       </w:r>
       <w:r>
         <w:t>TWLO</w:t>
       </w:r>
       <w:r>
-        <w:t xml:space="preserve"> -15.23%（云通信/客户互动软件）；</w:t>
+        <w:t xml:space="preserve"> -15.24%（云通信/客户互动软件）；</w:t>
       </w:r>
       <w:r>
         <w:t>FDXF</w:t>
       </w:r>
       <w:r>
-        <w:t xml:space="preserve"> +14.71%（工业/零担货运）；</w:t>
+        <w:t xml:space="preserve"> +14.91%（工业/零担货运）；</w:t>
       </w:r>
       <w:r>
         <w:t>REGN</w:t>
       </w:r>
       <w:r>
-        <w:t xml:space="preserve"> +13.49%（生物医药/创新药）；</w:t>
+        <w:t xml:space="preserve"> +13.33%（生物医药/创新药）；</w:t>
       </w:r>
       <w:r>
         <w:t>GPN</w:t>
       </w:r>
       <w:r>
-        <w:t xml:space="preserve"> +13.01%（金融科技/支付处理）；</w:t>
+        <w:t xml:space="preserve"> +12.97%（金融科技/支付处理）；</w:t>
       </w:r>
       <w:r>
         <w:t>GDDY</w:t>
       </w:r>
       <w:r>
-        <w:t xml:space="preserve"> +10.62%（互联网服务/域名与主机）；</w:t>
+        <w:t xml:space="preserve"> +10.72%（互联网服务/域名与主机）；</w:t>
       </w:r>
       <w:r>
         <w:rPr>
@@ -6441,7 +6441,7 @@
                 <w:color w:val="141414"/>
                 <w:sz w:val="16"/>
               </w:rPr>
-              <w:t>互联网平台/社交媒体 -29.32%</w:t>
+              <w:t>互联网平台/社交媒体 -29.22%</w:t>
             </w:r>
           </w:p>
         </w:tc>
@@ -6467,7 +6467,7 @@
                 <w:color w:val="141414"/>
                 <w:sz w:val="16"/>
               </w:rPr>
-              <w:t>成交不可得；相对SPY -27.55pp</w:t>
+              <w:t>成交不可得；相对SPY -27.45pp</w:t>
             </w:r>
           </w:p>
         </w:tc>
@@ -6663,7 +6663,7 @@
                 <w:color w:val="141414"/>
                 <w:sz w:val="16"/>
               </w:rPr>
-              <w:t>生命科学工具/基因测序 -18.58%</w:t>
+              <w:t>生命科学工具/基因测序 -18.64%</w:t>
             </w:r>
           </w:p>
         </w:tc>
@@ -6689,7 +6689,7 @@
                 <w:color w:val="141414"/>
                 <w:sz w:val="16"/>
               </w:rPr>
-              <w:t>成交不可得；相对SPY -16.81pp</w:t>
+              <w:t>成交不可得；相对SPY -16.87pp</w:t>
             </w:r>
           </w:p>
         </w:tc>
@@ -6774,7 +6774,7 @@
                 <w:color w:val="141414"/>
                 <w:sz w:val="16"/>
               </w:rPr>
-              <w:t>云通信/客户互动软件 -15.23%</w:t>
+              <w:t>云通信/客户互动软件 -15.24%</w:t>
             </w:r>
           </w:p>
         </w:tc>
@@ -6800,7 +6800,7 @@
                 <w:color w:val="141414"/>
                 <w:sz w:val="16"/>
               </w:rPr>
-              <w:t>成交不可得；相对SPY -13.46pp</w:t>
+              <w:t>成交不可得；相对SPY -13.47pp</w:t>
             </w:r>
           </w:p>
         </w:tc>
@@ -7024,7 +7024,7 @@
         <w:t>SOXX</w:t>
       </w:r>
       <w:r>
-        <w:t>（半导体）-8.24%；S&amp;P 广度上涨占比 45.3%，</w:t>
+        <w:t>（半导体）-8.24%；S&amp;P 广度上涨占比 44.9%，</w:t>
       </w:r>
       <w:r>
         <w:rPr>
@@ -7685,7 +7685,7 @@
                 <w:color w:val="141414"/>
                 <w:sz w:val="16"/>
               </w:rPr>
-              <w:t>不可得</w:t>
+              <w:t>2026-11-06</w:t>
             </w:r>
           </w:p>
         </w:tc>
@@ -7711,7 +7711,7 @@
                 <w:color w:val="141414"/>
                 <w:sz w:val="16"/>
               </w:rPr>
-              <w:t>nan</w:t>
+              <w:t>1.23</w:t>
             </w:r>
           </w:p>
         </w:tc>
@@ -7737,7 +7737,7 @@
                 <w:color w:val="141414"/>
                 <w:sz w:val="16"/>
               </w:rPr>
-              <w:t>nan%</w:t>
+              <w:t>12.4%</w:t>
             </w:r>
           </w:p>
         </w:tc>
@@ -7763,7 +7763,7 @@
                 <w:color w:val="141414"/>
                 <w:sz w:val="16"/>
               </w:rPr>
-              <w:t>source unavailable</w:t>
+              <w:t>无阈值报警</w:t>
             </w:r>
           </w:p>
         </w:tc>
@@ -8365,7 +8365,7 @@
                 <w:color w:val="141414"/>
                 <w:sz w:val="16"/>
               </w:rPr>
-              <w:t>不可得</w:t>
+              <w:t>2026-11-02</w:t>
             </w:r>
           </w:p>
         </w:tc>
@@ -8391,7 +8391,7 @@
                 <w:color w:val="141414"/>
                 <w:sz w:val="16"/>
               </w:rPr>
-              <w:t>nan</w:t>
+              <w:t>1.61</w:t>
             </w:r>
           </w:p>
         </w:tc>
@@ -8417,7 +8417,7 @@
                 <w:color w:val="141414"/>
                 <w:sz w:val="16"/>
               </w:rPr>
-              <w:t>nan%</w:t>
+              <w:t>8.3%</w:t>
             </w:r>
           </w:p>
         </w:tc>
@@ -8443,7 +8443,7 @@
                 <w:color w:val="141414"/>
                 <w:sz w:val="16"/>
               </w:rPr>
-              <w:t>source unavailable</w:t>
+              <w:t>put-volume/OI&gt;=2</w:t>
             </w:r>
           </w:p>
         </w:tc>
@@ -8501,7 +8501,7 @@
                 <w:color w:val="141414"/>
                 <w:sz w:val="16"/>
               </w:rPr>
-              <w:t>不可得</w:t>
+              <w:t>2026-11-06</w:t>
             </w:r>
           </w:p>
         </w:tc>
@@ -8527,7 +8527,7 @@
                 <w:color w:val="141414"/>
                 <w:sz w:val="16"/>
               </w:rPr>
-              <w:t>nan</w:t>
+              <w:t>3.62</w:t>
             </w:r>
           </w:p>
         </w:tc>
@@ -8553,7 +8553,7 @@
                 <w:color w:val="141414"/>
                 <w:sz w:val="16"/>
               </w:rPr>
-              <w:t>nan%</w:t>
+              <w:t>28.4%</w:t>
             </w:r>
           </w:p>
         </w:tc>
@@ -8579,7 +8579,7 @@
                 <w:color w:val="141414"/>
                 <w:sz w:val="16"/>
               </w:rPr>
-              <w:t>source unavailable</w:t>
+              <w:t>call-heavy, put-heavy, strike-concentration</w:t>
             </w:r>
           </w:p>
         </w:tc>
@@ -8909,6 +8909,142 @@
                 <w:color w:val="141414"/>
                 <w:sz w:val="16"/>
               </w:rPr>
+              <w:t>2026-11-06</w:t>
+            </w:r>
+          </w:p>
+        </w:tc>
+        <w:tc>
+          <w:tcPr>
+            <w:tcW w:type="dxa" w:w="1800"/>
+            <w:vAlign w:val="center"/>
+            <w:shd w:fill="FFFFFF"/>
+            <w:tcMar>
+              <w:top w:w="90" w:type="dxa"/>
+              <w:start w:w="90" w:type="dxa"/>
+              <w:bottom w:w="90" w:type="dxa"/>
+              <w:end w:w="90" w:type="dxa"/>
+            </w:tcMar>
+          </w:tcPr>
+          <w:p>
+            <w:pPr>
+              <w:spacing w:before="60" w:after="60" w:line="240" w:lineRule="auto"/>
+            </w:pPr>
+            <w:r>
+              <w:rPr>
+                <w:b w:val="0"/>
+                <w:color w:val="141414"/>
+                <w:sz w:val="16"/>
+              </w:rPr>
+              <w:t>1.15</w:t>
+            </w:r>
+          </w:p>
+        </w:tc>
+        <w:tc>
+          <w:tcPr>
+            <w:tcW w:type="dxa" w:w="2016"/>
+            <w:vAlign w:val="center"/>
+            <w:shd w:fill="FFFFFF"/>
+            <w:tcMar>
+              <w:top w:w="90" w:type="dxa"/>
+              <w:start w:w="90" w:type="dxa"/>
+              <w:bottom w:w="90" w:type="dxa"/>
+              <w:end w:w="90" w:type="dxa"/>
+            </w:tcMar>
+          </w:tcPr>
+          <w:p>
+            <w:pPr>
+              <w:spacing w:before="60" w:after="60" w:line="240" w:lineRule="auto"/>
+            </w:pPr>
+            <w:r>
+              <w:rPr>
+                <w:b w:val="0"/>
+                <w:color w:val="141414"/>
+                <w:sz w:val="16"/>
+              </w:rPr>
+              <w:t>10.4%</w:t>
+            </w:r>
+          </w:p>
+        </w:tc>
+        <w:tc>
+          <w:tcPr>
+            <w:tcW w:type="dxa" w:w="2880"/>
+            <w:vAlign w:val="center"/>
+            <w:shd w:fill="FFFFFF"/>
+            <w:tcMar>
+              <w:top w:w="90" w:type="dxa"/>
+              <w:start w:w="90" w:type="dxa"/>
+              <w:bottom w:w="90" w:type="dxa"/>
+              <w:end w:w="90" w:type="dxa"/>
+            </w:tcMar>
+          </w:tcPr>
+          <w:p>
+            <w:pPr>
+              <w:spacing w:before="60" w:after="60" w:line="240" w:lineRule="auto"/>
+            </w:pPr>
+            <w:r>
+              <w:rPr>
+                <w:b w:val="0"/>
+                <w:color w:val="141414"/>
+                <w:sz w:val="16"/>
+              </w:rPr>
+              <w:t>无阈值报警</w:t>
+            </w:r>
+          </w:p>
+        </w:tc>
+      </w:tr>
+      <w:tr>
+        <w:trPr>
+          <w:cantSplit/>
+        </w:trPr>
+        <w:tc>
+          <w:tcPr>
+            <w:tcW w:type="dxa" w:w="1080"/>
+            <w:vAlign w:val="center"/>
+            <w:shd w:fill="FFFFFF"/>
+            <w:tcMar>
+              <w:top w:w="90" w:type="dxa"/>
+              <w:start w:w="90" w:type="dxa"/>
+              <w:bottom w:w="90" w:type="dxa"/>
+              <w:end w:w="90" w:type="dxa"/>
+            </w:tcMar>
+          </w:tcPr>
+          <w:p>
+            <w:pPr>
+              <w:spacing w:before="60" w:after="60" w:line="240" w:lineRule="auto"/>
+              <w:jc w:val="center"/>
+            </w:pPr>
+            <w:r>
+              <w:rPr>
+                <w:b w:val="0"/>
+                <w:color w:val="141414"/>
+                <w:sz w:val="16"/>
+              </w:rPr>
+              <w:t>MRVL</w:t>
+            </w:r>
+          </w:p>
+        </w:tc>
+        <w:tc>
+          <w:tcPr>
+            <w:tcW w:type="dxa" w:w="1656"/>
+            <w:vAlign w:val="center"/>
+            <w:shd w:fill="FFFFFF"/>
+            <w:tcMar>
+              <w:top w:w="90" w:type="dxa"/>
+              <w:start w:w="90" w:type="dxa"/>
+              <w:bottom w:w="90" w:type="dxa"/>
+              <w:end w:w="90" w:type="dxa"/>
+            </w:tcMar>
+          </w:tcPr>
+          <w:p>
+            <w:pPr>
+              <w:spacing w:before="60" w:after="60" w:line="240" w:lineRule="auto"/>
+            </w:pPr>
+            <w:r>
+              <w:rPr>
+                <w:b w:val="0"/>
+                <w:color w:val="141414"/>
+                <w:sz w:val="16"/>
+              </w:rPr>
               <w:t>不可得</w:t>
             </w:r>
           </w:p>
@@ -8988,142 +9124,6 @@
                 <w:sz w:val="16"/>
               </w:rPr>
               <w:t>source unavailable</w:t>
-            </w:r>
-          </w:p>
-        </w:tc>
-      </w:tr>
-      <w:tr>
-        <w:trPr>
-          <w:cantSplit/>
-        </w:trPr>
-        <w:tc>
-          <w:tcPr>
-            <w:tcW w:type="dxa" w:w="1080"/>
-            <w:vAlign w:val="center"/>
-            <w:shd w:fill="FFFFFF"/>
-            <w:tcMar>
-              <w:top w:w="90" w:type="dxa"/>
-              <w:start w:w="90" w:type="dxa"/>
-              <w:bottom w:w="90" w:type="dxa"/>
-              <w:end w:w="90" w:type="dxa"/>
-            </w:tcMar>
-          </w:tcPr>
-          <w:p>
-            <w:pPr>
-              <w:spacing w:before="60" w:after="60" w:line="240" w:lineRule="auto"/>
-              <w:jc w:val="center"/>
-            </w:pPr>
-            <w:r>
-              <w:rPr>
-                <w:b w:val="0"/>
-                <w:color w:val="141414"/>
-                <w:sz w:val="16"/>
-              </w:rPr>
-              <w:t>MRVL</w:t>
-            </w:r>
-          </w:p>
-        </w:tc>
-        <w:tc>
-          <w:tcPr>
-            <w:tcW w:type="dxa" w:w="1656"/>
-            <w:vAlign w:val="center"/>
-            <w:shd w:fill="FFFFFF"/>
-            <w:tcMar>
-              <w:top w:w="90" w:type="dxa"/>
-              <w:start w:w="90" w:type="dxa"/>
-              <w:bottom w:w="90" w:type="dxa"/>
-              <w:end w:w="90" w:type="dxa"/>
-            </w:tcMar>
-          </w:tcPr>
-          <w:p>
-            <w:pPr>
-              <w:spacing w:before="60" w:after="60" w:line="240" w:lineRule="auto"/>
-            </w:pPr>
-            <w:r>
-              <w:rPr>
-                <w:b w:val="0"/>
-                <w:color w:val="141414"/>
-                <w:sz w:val="16"/>
-              </w:rPr>
-              <w:t>2026-11-06</w:t>
-            </w:r>
-          </w:p>
-        </w:tc>
-        <w:tc>
-          <w:tcPr>
-            <w:tcW w:type="dxa" w:w="1800"/>
-            <w:vAlign w:val="center"/>
-            <w:shd w:fill="FFFFFF"/>
-            <w:tcMar>
-              <w:top w:w="90" w:type="dxa"/>
-              <w:start w:w="90" w:type="dxa"/>
-              <w:bottom w:w="90" w:type="dxa"/>
-              <w:end w:w="90" w:type="dxa"/>
-            </w:tcMar>
-          </w:tcPr>
-          <w:p>
-            <w:pPr>
-              <w:spacing w:before="60" w:after="60" w:line="240" w:lineRule="auto"/>
-            </w:pPr>
-            <w:r>
-              <w:rPr>
-                <w:b w:val="0"/>
-                <w:color w:val="141414"/>
-                <w:sz w:val="16"/>
-              </w:rPr>
-              <w:t>1.26</w:t>
-            </w:r>
-          </w:p>
-        </w:tc>
-        <w:tc>
-          <w:tcPr>
-            <w:tcW w:type="dxa" w:w="2016"/>
-            <w:vAlign w:val="center"/>
-            <w:shd w:fill="FFFFFF"/>
-            <w:tcMar>
-              <w:top w:w="90" w:type="dxa"/>
-              <w:start w:w="90" w:type="dxa"/>
-              <w:bottom w:w="90" w:type="dxa"/>
-              <w:end w:w="90" w:type="dxa"/>
-            </w:tcMar>
-          </w:tcPr>
-          <w:p>
-            <w:pPr>
-              <w:spacing w:before="60" w:after="60" w:line="240" w:lineRule="auto"/>
-            </w:pPr>
-            <w:r>
-              <w:rPr>
-                <w:b w:val="0"/>
-                <w:color w:val="141414"/>
-                <w:sz w:val="16"/>
-              </w:rPr>
-              <w:t>9.4%</w:t>
-            </w:r>
-          </w:p>
-        </w:tc>
-        <w:tc>
-          <w:tcPr>
-            <w:tcW w:type="dxa" w:w="2880"/>
-            <w:vAlign w:val="center"/>
-            <w:shd w:fill="FFFFFF"/>
-            <w:tcMar>
-              <w:top w:w="90" w:type="dxa"/>
-              <w:start w:w="90" w:type="dxa"/>
-              <w:bottom w:w="90" w:type="dxa"/>
-              <w:end w:w="90" w:type="dxa"/>
-            </w:tcMar>
-          </w:tcPr>
-          <w:p>
-            <w:pPr>
-              <w:spacing w:before="60" w:after="60" w:line="240" w:lineRule="auto"/>
-            </w:pPr>
-            <w:r>
-              <w:rPr>
-                <w:b w:val="0"/>
-                <w:color w:val="141414"/>
-                <w:sz w:val="16"/>
-              </w:rPr>
-              <w:t>strike-concentration</w:t>
             </w:r>
           </w:p>
         </w:tc>
@@ -9278,7 +9278,7 @@
       <w:r>
         <w:drawing>
           <wp:inline xmlns:a="http://schemas.openxmlformats.org/drawingml/2006/main" xmlns:pic="http://schemas.openxmlformats.org/drawingml/2006/picture">
-            <wp:extent cx="5806440" cy="4152624"/>
+            <wp:extent cx="5806440" cy="3679165"/>
             <wp:docPr id="25" name="Picture 25"/>
             <wp:cNvGraphicFramePr>
               <a:graphicFrameLocks noChangeAspect="1"/>
@@ -9299,7 +9299,7 @@
                   <pic:spPr>
                     <a:xfrm>
                       <a:off x="0" y="0"/>
-                      <a:ext cx="5806440" cy="4152624"/>
+                      <a:ext cx="5806440" cy="3679165"/>
                     </a:xfrm>
                     <a:prstGeom prst="rect"/>
                   </pic:spPr>
@@ -9320,7 +9320,7 @@
           <w:color w:val="555555"/>
           <w:sz w:val="17"/>
         </w:rPr>
-        <w:t>图：公开期权链异常扫描。来源/口径：Nasdaq public option-chain endpoint；检查时点 2026-10-31T01:18:23-04:00；无执行方向确认。。</w:t>
+        <w:t>图：公开期权链异常扫描。来源/口径：Nasdaq public option-chain endpoint；检查时点 2026-10-31T01:26:22-04:00；无执行方向确认。。</w:t>
       </w:r>
     </w:p>
     <w:p>
@@ -9352,15 +9352,6 @@
         <w:rPr>
           <w:shd w:fill="E7E6E6"/>
         </w:rPr>
-        <w:t>AAOI</w:t>
-      </w:r>
-      <w:r>
-        <w:t xml:space="preserve">, </w:t>
-      </w:r>
-      <w:r>
-        <w:rPr>
-          <w:shd w:fill="E7E6E6"/>
-        </w:rPr>
         <w:t>MU</w:t>
       </w:r>
       <w:r>
@@ -9419,15 +9410,6 @@
       </w:r>
       <w:r>
         <w:t>TWST</w:t>
-      </w:r>
-      <w:r>
-        <w:t xml:space="preserve">, </w:t>
-      </w:r>
-      <w:r>
-        <w:rPr>
-          <w:shd w:fill="E7E6E6"/>
-        </w:rPr>
-        <w:t>CRDO</w:t>
       </w:r>
       <w:r>
         <w:t xml:space="preserve">, </w:t>
@@ -9479,7 +9461,7 @@
       <w:r>
         <w:drawing>
           <wp:inline xmlns:a="http://schemas.openxmlformats.org/drawingml/2006/main" xmlns:pic="http://schemas.openxmlformats.org/drawingml/2006/picture">
-            <wp:extent cx="5806440" cy="1990687"/>
+            <wp:extent cx="5806440" cy="2421243"/>
             <wp:docPr id="26" name="Picture 26"/>
             <wp:cNvGraphicFramePr>
               <a:graphicFrameLocks noChangeAspect="1"/>
@@ -9500,7 +9482,7 @@
                   <pic:spPr>
                     <a:xfrm>
                       <a:off x="0" y="0"/>
-                      <a:ext cx="5806440" cy="1990687"/>
+                      <a:ext cx="5806440" cy="2421243"/>
                     </a:xfrm>
                     <a:prstGeom prst="rect"/>
                   </pic:spPr>
@@ -9894,7 +9876,7 @@
                 <w:color w:val="141414"/>
                 <w:sz w:val="16"/>
               </w:rPr>
-              <w:t>不可得</w:t>
+              <w:t>价格代理可得（9/9）</w:t>
             </w:r>
           </w:p>
         </w:tc>
@@ -9920,7 +9902,7 @@
                 <w:color w:val="141414"/>
                 <w:sz w:val="16"/>
               </w:rPr>
-              <w:t>5分钟接口本次返回空序列，不能判断 Imbalance Buy/Sell</w:t>
+              <w:t>尾20分钟相对最强 SOXX +1.24%、XLK +0.59%；相对最弱 IGV +0.13%、XLC +0.05%。仅为价格变化，不是官方MOC金额或买卖失衡</w:t>
             </w:r>
           </w:p>
         </w:tc>
@@ -10020,7 +10002,7 @@
         <w:spacing w:after="120" w:line="276" w:lineRule="auto"/>
       </w:pPr>
       <w:r>
-        <w:t>今天可确认的是价格与横截面结构：标普 -1.82%、纳指 -2.86%，广度上涨占比 45.3%，</w:t>
+        <w:t>今天可确认的是价格与横截面结构：标普 -1.82%、纳指 -2.86%，广度上涨占比 44.9%，</w:t>
       </w:r>
       <w:r>
         <w:rPr>

--- a/reports/us_market_recap_2026-10-31_BJT_us_2026-10-30_final.docx
+++ b/reports/us_market_recap_2026-10-31_BJT_us_2026-10-30_final.docx
@@ -1106,6 +1106,74 @@
     </w:p>
     <w:p>
       <w:pPr>
+        <w:spacing w:after="120" w:line="276" w:lineRule="auto"/>
+      </w:pPr>
+      <w:r>
+        <w:t xml:space="preserve">图表读法：当日相对最强为 </w:t>
+      </w:r>
+      <w:r>
+        <w:rPr>
+          <w:shd w:fill="E7E6E6"/>
+        </w:rPr>
+        <w:t>XLE</w:t>
+      </w:r>
+      <w:r>
+        <w:t>（能源）+1.91%、</w:t>
+      </w:r>
+      <w:r>
+        <w:rPr>
+          <w:shd w:fill="E7E6E6"/>
+        </w:rPr>
+        <w:t>XLP</w:t>
+      </w:r>
+      <w:r>
+        <w:t>（必选消费）+1.41%、</w:t>
+      </w:r>
+      <w:r>
+        <w:rPr>
+          <w:shd w:fill="E7E6E6"/>
+        </w:rPr>
+        <w:t>XLU</w:t>
+      </w:r>
+      <w:r>
+        <w:t xml:space="preserve">（公用事业）+0.67%，相对最弱为 </w:t>
+      </w:r>
+      <w:r>
+        <w:rPr>
+          <w:shd w:fill="E7E6E6"/>
+        </w:rPr>
+        <w:t>ARKK</w:t>
+      </w:r>
+      <w:r>
+        <w:t>（创新成长）-6.07%、</w:t>
+      </w:r>
+      <w:r>
+        <w:rPr>
+          <w:shd w:fill="E7E6E6"/>
+        </w:rPr>
+        <w:t>SMH</w:t>
+      </w:r>
+      <w:r>
+        <w:t>（半导体）-6.98%、</w:t>
+      </w:r>
+      <w:r>
+        <w:rPr>
+          <w:shd w:fill="E7E6E6"/>
+        </w:rPr>
+        <w:t>SOXX</w:t>
+      </w:r>
+      <w:r>
+        <w:t xml:space="preserve">（半导体）-8.24%；上涨占比 44.9%。需要把 </w:t>
+      </w:r>
+      <w:r>
+        <w:t>ETF</w:t>
+      </w:r>
+      <w:r>
+        <w:t xml:space="preserve"> 表现和单股异常分开读，不能用行业平均替代个股催化。</w:t>
+      </w:r>
+    </w:p>
+    <w:p>
+      <w:pPr>
         <w:keepNext/>
         <w:jc w:val="center"/>
       </w:pPr>
@@ -1155,74 +1223,6 @@
           <w:sz w:val="17"/>
         </w:rPr>
         <w:t>图：板块当日表现与成交相对强度。来源/口径：Yahoo Finance Chart API；日收益率，成交相对30日均量。。</w:t>
-      </w:r>
-    </w:p>
-    <w:p>
-      <w:pPr>
-        <w:spacing w:after="120" w:line="276" w:lineRule="auto"/>
-      </w:pPr>
-      <w:r>
-        <w:t xml:space="preserve">图表读法：当日相对最强为 </w:t>
-      </w:r>
-      <w:r>
-        <w:rPr>
-          <w:shd w:fill="E7E6E6"/>
-        </w:rPr>
-        <w:t>XLE</w:t>
-      </w:r>
-      <w:r>
-        <w:t>（能源）+1.91%、</w:t>
-      </w:r>
-      <w:r>
-        <w:rPr>
-          <w:shd w:fill="E7E6E6"/>
-        </w:rPr>
-        <w:t>XLP</w:t>
-      </w:r>
-      <w:r>
-        <w:t>（必选消费）+1.41%、</w:t>
-      </w:r>
-      <w:r>
-        <w:rPr>
-          <w:shd w:fill="E7E6E6"/>
-        </w:rPr>
-        <w:t>XLU</w:t>
-      </w:r>
-      <w:r>
-        <w:t xml:space="preserve">（公用事业）+0.67%，相对最弱为 </w:t>
-      </w:r>
-      <w:r>
-        <w:rPr>
-          <w:shd w:fill="E7E6E6"/>
-        </w:rPr>
-        <w:t>ARKK</w:t>
-      </w:r>
-      <w:r>
-        <w:t>（创新成长）-6.07%、</w:t>
-      </w:r>
-      <w:r>
-        <w:rPr>
-          <w:shd w:fill="E7E6E6"/>
-        </w:rPr>
-        <w:t>SMH</w:t>
-      </w:r>
-      <w:r>
-        <w:t>（半导体）-6.98%、</w:t>
-      </w:r>
-      <w:r>
-        <w:rPr>
-          <w:shd w:fill="E7E6E6"/>
-        </w:rPr>
-        <w:t>SOXX</w:t>
-      </w:r>
-      <w:r>
-        <w:t xml:space="preserve">（半导体）-8.24%；上涨占比 44.9%。需要把 </w:t>
-      </w:r>
-      <w:r>
-        <w:t>ETF</w:t>
-      </w:r>
-      <w:r>
-        <w:t xml:space="preserve"> 表现和单股异常分开读，不能用行业平均替代个股催化。</w:t>
       </w:r>
     </w:p>
     <w:p>
@@ -7413,7 +7413,7 @@
                 <w:color w:val="141414"/>
                 <w:sz w:val="16"/>
               </w:rPr>
-              <w:t>不可得</w:t>
+              <w:t>2026-11-06</w:t>
             </w:r>
           </w:p>
         </w:tc>
@@ -7439,7 +7439,7 @@
                 <w:color w:val="141414"/>
                 <w:sz w:val="16"/>
               </w:rPr>
-              <w:t>nan</w:t>
+              <w:t>1.37</w:t>
             </w:r>
           </w:p>
         </w:tc>
@@ -7465,7 +7465,7 @@
                 <w:color w:val="141414"/>
                 <w:sz w:val="16"/>
               </w:rPr>
-              <w:t>nan%</w:t>
+              <w:t>17.7%</w:t>
             </w:r>
           </w:p>
         </w:tc>
@@ -7491,7 +7491,7 @@
                 <w:color w:val="141414"/>
                 <w:sz w:val="16"/>
               </w:rPr>
-              <w:t>source unavailable</w:t>
+              <w:t>strike-concentration</w:t>
             </w:r>
           </w:p>
         </w:tc>
@@ -7549,7 +7549,7 @@
                 <w:color w:val="141414"/>
                 <w:sz w:val="16"/>
               </w:rPr>
-              <w:t>不可得</w:t>
+              <w:t>2026-11-06</w:t>
             </w:r>
           </w:p>
         </w:tc>
@@ -7575,7 +7575,7 @@
                 <w:color w:val="141414"/>
                 <w:sz w:val="16"/>
               </w:rPr>
-              <w:t>nan</w:t>
+              <w:t>3.55</w:t>
             </w:r>
           </w:p>
         </w:tc>
@@ -7601,7 +7601,7 @@
                 <w:color w:val="141414"/>
                 <w:sz w:val="16"/>
               </w:rPr>
-              <w:t>nan%</w:t>
+              <w:t>33.8%</w:t>
             </w:r>
           </w:p>
         </w:tc>
@@ -7627,7 +7627,7 @@
                 <w:color w:val="141414"/>
                 <w:sz w:val="16"/>
               </w:rPr>
-              <w:t>source unavailable</w:t>
+              <w:t>call-heavy, strike-concentration</w:t>
             </w:r>
           </w:p>
         </w:tc>
@@ -8093,7 +8093,7 @@
                 <w:color w:val="141414"/>
                 <w:sz w:val="16"/>
               </w:rPr>
-              <w:t>不可得</w:t>
+              <w:t>2026-11-02</w:t>
             </w:r>
           </w:p>
         </w:tc>
@@ -8119,7 +8119,7 @@
                 <w:color w:val="141414"/>
                 <w:sz w:val="16"/>
               </w:rPr>
-              <w:t>nan</w:t>
+              <w:t>1.01</w:t>
             </w:r>
           </w:p>
         </w:tc>
@@ -8145,7 +8145,7 @@
                 <w:color w:val="141414"/>
                 <w:sz w:val="16"/>
               </w:rPr>
-              <w:t>nan%</w:t>
+              <w:t>14.1%</w:t>
             </w:r>
           </w:p>
         </w:tc>
@@ -8171,7 +8171,7 @@
                 <w:color w:val="141414"/>
                 <w:sz w:val="16"/>
               </w:rPr>
-              <w:t>source unavailable</w:t>
+              <w:t>call-volume/OI&gt;=2, put-volume/OI&gt;=2</w:t>
             </w:r>
           </w:p>
         </w:tc>
@@ -8637,7 +8637,7 @@
                 <w:color w:val="141414"/>
                 <w:sz w:val="16"/>
               </w:rPr>
-              <w:t>不可得</w:t>
+              <w:t>2026-11-06</w:t>
             </w:r>
           </w:p>
         </w:tc>
@@ -8663,7 +8663,7 @@
                 <w:color w:val="141414"/>
                 <w:sz w:val="16"/>
               </w:rPr>
-              <w:t>nan</w:t>
+              <w:t>2.63</w:t>
             </w:r>
           </w:p>
         </w:tc>
@@ -8689,7 +8689,7 @@
                 <w:color w:val="141414"/>
                 <w:sz w:val="16"/>
               </w:rPr>
-              <w:t>nan%</w:t>
+              <w:t>12.7%</w:t>
             </w:r>
           </w:p>
         </w:tc>
@@ -8715,7 +8715,7 @@
                 <w:color w:val="141414"/>
                 <w:sz w:val="16"/>
               </w:rPr>
-              <w:t>source unavailable</w:t>
+              <w:t>strike-concentration</w:t>
             </w:r>
           </w:p>
         </w:tc>
@@ -9045,7 +9045,7 @@
                 <w:color w:val="141414"/>
                 <w:sz w:val="16"/>
               </w:rPr>
-              <w:t>不可得</w:t>
+              <w:t>2026-11-06</w:t>
             </w:r>
           </w:p>
         </w:tc>
@@ -9071,7 +9071,7 @@
                 <w:color w:val="141414"/>
                 <w:sz w:val="16"/>
               </w:rPr>
-              <w:t>nan</w:t>
+              <w:t>1.26</w:t>
             </w:r>
           </w:p>
         </w:tc>
@@ -9097,7 +9097,7 @@
                 <w:color w:val="141414"/>
                 <w:sz w:val="16"/>
               </w:rPr>
-              <w:t>nan%</w:t>
+              <w:t>9.4%</w:t>
             </w:r>
           </w:p>
         </w:tc>
@@ -9123,7 +9123,7 @@
                 <w:color w:val="141414"/>
                 <w:sz w:val="16"/>
               </w:rPr>
-              <w:t>source unavailable</w:t>
+              <w:t>strike-concentration</w:t>
             </w:r>
           </w:p>
         </w:tc>
@@ -9181,7 +9181,7 @@
                 <w:color w:val="141414"/>
                 <w:sz w:val="16"/>
               </w:rPr>
-              <w:t>2026-11-06</w:t>
+              <w:t>不可得</w:t>
             </w:r>
           </w:p>
         </w:tc>
@@ -9207,7 +9207,7 @@
                 <w:color w:val="141414"/>
                 <w:sz w:val="16"/>
               </w:rPr>
-              <w:t>9.70</w:t>
+              <w:t>不可得</w:t>
             </w:r>
           </w:p>
         </w:tc>
@@ -9233,7 +9233,7 @@
                 <w:color w:val="141414"/>
                 <w:sz w:val="16"/>
               </w:rPr>
-              <w:t>21.9%</w:t>
+              <w:t>不可得</w:t>
             </w:r>
           </w:p>
         </w:tc>
@@ -9259,7 +9259,7 @@
                 <w:color w:val="141414"/>
                 <w:sz w:val="16"/>
               </w:rPr>
-              <w:t>call-heavy, strike-concentration</w:t>
+              <w:t>source unavailable</w:t>
             </w:r>
           </w:p>
         </w:tc>
@@ -9278,7 +9278,7 @@
       <w:r>
         <w:drawing>
           <wp:inline xmlns:a="http://schemas.openxmlformats.org/drawingml/2006/main" xmlns:pic="http://schemas.openxmlformats.org/drawingml/2006/picture">
-            <wp:extent cx="5806440" cy="3679165"/>
+            <wp:extent cx="5806440" cy="3439148"/>
             <wp:docPr id="25" name="Picture 25"/>
             <wp:cNvGraphicFramePr>
               <a:graphicFrameLocks noChangeAspect="1"/>
@@ -9299,7 +9299,7 @@
                   <pic:spPr>
                     <a:xfrm>
                       <a:off x="0" y="0"/>
-                      <a:ext cx="5806440" cy="3679165"/>
+                      <a:ext cx="5806440" cy="3439148"/>
                     </a:xfrm>
                     <a:prstGeom prst="rect"/>
                   </pic:spPr>
@@ -9320,7 +9320,7 @@
           <w:color w:val="555555"/>
           <w:sz w:val="17"/>
         </w:rPr>
-        <w:t>图：公开期权链异常扫描。来源/口径：Nasdaq public option-chain endpoint；检查时点 2026-10-31T01:26:22-04:00；无执行方向确认。。</w:t>
+        <w:t>图：公开期权链异常扫描。来源/口径：Nasdaq public option-chain endpoint；检查时点 2026-10-31T01:35:00-04:00；无执行方向确认。。</w:t>
       </w:r>
     </w:p>
     <w:p>
@@ -9421,7 +9421,7 @@
         <w:t>MRVL</w:t>
       </w:r>
       <w:r>
-        <w:t xml:space="preserve">, </w:t>
+        <w:t xml:space="preserve">；来源不可得为 </w:t>
       </w:r>
       <w:r>
         <w:t>GME</w:t>
@@ -9461,7 +9461,7 @@
       <w:r>
         <w:drawing>
           <wp:inline xmlns:a="http://schemas.openxmlformats.org/drawingml/2006/main" xmlns:pic="http://schemas.openxmlformats.org/drawingml/2006/picture">
-            <wp:extent cx="5806440" cy="2421243"/>
+            <wp:extent cx="5806440" cy="3037914"/>
             <wp:docPr id="26" name="Picture 26"/>
             <wp:cNvGraphicFramePr>
               <a:graphicFrameLocks noChangeAspect="1"/>
@@ -9482,7 +9482,7 @@
                   <pic:spPr>
                     <a:xfrm>
                       <a:off x="0" y="0"/>
-                      <a:ext cx="5806440" cy="2421243"/>
+                      <a:ext cx="5806440" cy="3037914"/>
                     </a:xfrm>
                     <a:prstGeom prst="rect"/>
                   </pic:spPr>
@@ -10027,11 +10027,6 @@
       </w:r>
       <w:r>
         <w:t xml:space="preserve"> 数据证实的事实。</w:t>
-      </w:r>
-    </w:p>
-    <w:p>
-      <w:r>
-        <w:br w:type="page"/>
       </w:r>
     </w:p>
     <w:p>
